--- a/deliveries/2026-09-02/02_Procurement_Guides/GUIDE_20260902_08_Infotainment_OTA_Localization.docx
+++ b/deliveries/2026-09-02/02_Procurement_Guides/GUIDE_20260902_08_Infotainment_OTA_Localization.docx
@@ -7,7 +7,7 @@
         <w:pStyle w:val="Title"/>
       </w:pPr>
       <w:r>
-        <w:t>Chinese Car Infotainment, Apps and OTA Overseas: a Localization Verification Guide</w:t>
+        <w:t>Chinese-Car Infotainment, Apps and OTA Overseas: a Per-VIN Localization Verification Guide</w:t>
       </w:r>
     </w:p>
     <w:p>
@@ -29,7 +29,7 @@
         <w:t>SEO Title</w:t>
       </w:r>
       <w:r>
-        <w:t>: Chinese Car Infotainment &amp; OTA Abroad: Localization Checklist</w:t>
+        <w:t>: Chinese-Car Infotainment &amp; OTA Abroad: a Per-VIN Check Guide</w:t>
       </w:r>
     </w:p>
     <w:p>
@@ -43,7 +43,7 @@
         <w:t>Meta Description</w:t>
       </w:r>
       <w:r>
-        <w:t>: Will a China-spec head unit work overseas? Verify UI language, local maps, CarPlay/Android Auto, app/account-server access and OTA reachability before importing — and why export-version software differs.</w:t>
+        <w:t>: Will a China-spec head unit work in your market? Verify UI language, local maps, phone mirroring, app/server reachability and OTA on the actual VIN — with brand-specific facts kept separate from industry examples.</w:t>
       </w:r>
     </w:p>
     <w:p>
@@ -71,7 +71,7 @@
         <w:t>H1</w:t>
       </w:r>
       <w:r>
-        <w:t>: Making a Chinese Car's Software Work in Your Market: Language, Maps, Apps and OTA</w:t>
+        <w:t>: Making a Chinese Car's Software Work in Your Market: What to Test on the Actual Car</w:t>
       </w:r>
     </w:p>
     <w:p>
@@ -85,7 +85,7 @@
         <w:t>Primary Keyword</w:t>
       </w:r>
       <w:r>
-        <w:t>: Chinese car infotainment English language OTA overseas localization</w:t>
+        <w:t>: Chinese car infotainment English OTA overseas localization per VIN</w:t>
       </w:r>
     </w:p>
     <w:p>
@@ -99,7 +99,7 @@
         <w:t>Secondary Search Terms</w:t>
       </w:r>
       <w:r>
-        <w:t>: China-spec head unit English UI, BYD DiLink overseas, Chinese EV maps abroad, Android Auto CarPlay Chinese car, OTA server overseas, car HMI Arabic RTL</w:t>
+        <w:t>: China-spec head unit English UI, BYD DiLink overseas, Chinese EV maps abroad, CarPlay Android Auto Chinese car, OTA server region, Arabic RTL HMI, export-version software build</w:t>
       </w:r>
     </w:p>
     <w:p>
@@ -127,7 +127,7 @@
         <w:t>Image Suggestions</w:t>
       </w:r>
       <w:r>
-        <w:t>: Chinese-only vs English HMI comparison; five software-check icons; domestic vs export software stack; OTA server region diagram</w:t>
+        <w:t>: Chinese-only vs English HMI; five software checks; domestic vs export software stack; OTA server-region diagram</w:t>
       </w:r>
     </w:p>
     <w:p>
@@ -141,7 +141,7 @@
         <w:t>ALT Suggestions</w:t>
       </w:r>
       <w:r>
-        <w:t>: "China-spec head unit language settings screen"; "Five infotainment localization checks for export"; "Domestic versus export-version vehicle software stack"</w:t>
+        <w:t>: "China-spec head unit language settings"; "five infotainment localization checks"; "domestic versus export software stack"</w:t>
       </w:r>
     </w:p>
     <w:p>
@@ -149,21 +149,72 @@
         <w:pStyle w:val="Heading1"/>
       </w:pPr>
       <w:r>
-        <w:t>Software Is a Separate Specification Line</w:t>
+        <w:t>The Evidence Discipline This Guide Follows</w:t>
       </w:r>
     </w:p>
     <w:p>
       <w:r>
-        <w:t xml:space="preserve">Buyers routinely homologate a Chinese car perfectly — then discover at delivery that the head unit is Chinese-only, the navigation shows only China maps, the app store offers only Chinese apps, the connected-car account lives on a China server, and over-the-air updates never arrive. A vehicle's </w:t>
+        <w:t xml:space="preserve">Software behaviour is </w:t>
       </w:r>
       <w:r>
         <w:rPr>
           <w:b/>
         </w:rPr>
-        <w:t>software build is tied to its market</w:t>
+        <w:t>brand- and VIN-specific</w:t>
       </w:r>
       <w:r>
-        <w:t>, and a China-domestic unit is engineered around Chinese users and domestic cloud services. This guide gives an importer a repeatable way to test and solve that before purchase, for any destination market.</w:t>
+        <w:t>, so this page deliberately separates two kinds of statement:</w:t>
+      </w:r>
+    </w:p>
+    <w:p>
+      <w:pPr>
+        <w:pStyle w:val="ListBullet"/>
+      </w:pPr>
+      <w:r>
+        <w:rPr>
+          <w:b/>
+        </w:rPr>
+        <w:t>Brand/model-specific facts</w:t>
+      </w:r>
+      <w:r>
+        <w:t xml:space="preserve"> — these can only be settled on the exact VIN via the brand's overseas channel or a live test; they are never inferred from another model.</w:t>
+      </w:r>
+    </w:p>
+    <w:p>
+      <w:pPr>
+        <w:pStyle w:val="ListBullet"/>
+      </w:pPr>
+      <w:r>
+        <w:rPr>
+          <w:b/>
+        </w:rPr>
+        <w:t>Industry examples</w:t>
+      </w:r>
+      <w:r>
+        <w:t xml:space="preserve"> — named cases (a BYD account-language path, a Denza export build, a localisation-service case) that illustrate </w:t>
+      </w:r>
+      <w:r>
+        <w:rPr>
+          <w:i/>
+        </w:rPr>
+        <w:t>what can happen</w:t>
+      </w:r>
+      <w:r>
+        <w:t xml:space="preserve">, and </w:t>
+      </w:r>
+      <w:r>
+        <w:rPr>
+          <w:b/>
+        </w:rPr>
+        <w:t>must not be generalised into "all Chinese cars"</w:t>
+      </w:r>
+      <w:r>
+        <w:t>.</w:t>
+      </w:r>
+    </w:p>
+    <w:p>
+      <w:r>
+        <w:t>A China-domestic unit is engineered around Chinese users and domestic cloud services; homologating the hardware does not make its software work abroad.</w:t>
       </w:r>
     </w:p>
     <w:p>
@@ -171,12 +222,12 @@
         <w:pStyle w:val="Heading1"/>
       </w:pPr>
       <w:r>
-        <w:t>Why a China-Domestic Unit Struggles Abroad</w:t>
+        <w:t>Why a China-Domestic Unit Can Struggle Overseas (industry pattern)</w:t>
       </w:r>
     </w:p>
     <w:p>
       <w:r>
-        <w:t xml:space="preserve">Mainstream Chinese brands use largely self-developed Android-based systems (examples cited by industry sources include BYD </w:t>
+        <w:t xml:space="preserve">Mainstream Chinese brands use largely self-developed, Android-based cockpits (industry examples include BYD </w:t>
       </w:r>
       <w:r>
         <w:rPr>
@@ -203,16 +254,16 @@
         <w:t>Xmart OS</w:t>
       </w:r>
       <w:r>
-        <w:t xml:space="preserve">) with a Chinese-default language layer and a domestic-service ecosystem. Localisation providers report that parallel-imported Chinese EVs in markets as varied as Ukraine, Russia, Kazakhstan, the UAE, Saudi Arabia, Brazil and Thailand arrive with </w:t>
+        <w:t xml:space="preserve"> — illustrative, not a uniform feature list) with a Chinese-default language layer and domestic-service ecosystem. Localisation providers report parallel-imported cars in markets from Ukraine and Russia to the UAE, Saudi, Brazil and Thailand arriving with Chinese-only UI, China-only maps and inaccessible master accounts. Treat this as a </w:t>
       </w:r>
       <w:r>
         <w:rPr>
           <w:b/>
         </w:rPr>
-        <w:t>Chinese-only UI, China-only maps and no master-account access</w:t>
+        <w:t>pattern to test for</w:t>
       </w:r>
       <w:r>
-        <w:t>. Overseas-user feedback clusters around stiff or mistranslated UI, broken layouts, ambiguous buttons, and unstable digital-key, phone-mirroring, navigation and driver-assist connectivity.</w:t>
+        <w:t>, not a claim that every unit of every brand behaves identically: the same brand may ship a fully localised export build alongside a domestic one.</w:t>
       </w:r>
     </w:p>
     <w:p>
@@ -220,7 +271,7 @@
         <w:pStyle w:val="Heading1"/>
       </w:pPr>
       <w:r>
-        <w:t>The Five Failure Points — Test Each One</w:t>
+        <w:t>The Five Failure Points — Test Each on the Actual VIN</w:t>
       </w:r>
     </w:p>
     <w:tbl>
@@ -230,14 +281,15 @@
         <w:tblLook w:firstColumn="1" w:firstRow="1" w:lastColumn="0" w:lastRow="0" w:noHBand="0" w:noVBand="1" w:val="04A0"/>
       </w:tblPr>
       <w:tblGrid>
-        <w:gridCol w:w="2880"/>
-        <w:gridCol w:w="2880"/>
-        <w:gridCol w:w="2880"/>
+        <w:gridCol w:w="2160"/>
+        <w:gridCol w:w="2160"/>
+        <w:gridCol w:w="2160"/>
+        <w:gridCol w:w="2160"/>
       </w:tblGrid>
       <w:tr>
         <w:tc>
           <w:tcPr>
-            <w:tcW w:type="dxa" w:w="2880"/>
+            <w:tcW w:type="dxa" w:w="2160"/>
             <w:shd w:val="clear" w:fill="EAF0F6"/>
           </w:tcPr>
           <w:p>
@@ -258,7 +310,7 @@
         </w:tc>
         <w:tc>
           <w:tcPr>
-            <w:tcW w:type="dxa" w:w="2880"/>
+            <w:tcW w:type="dxa" w:w="2160"/>
             <w:shd w:val="clear" w:fill="EAF0F6"/>
           </w:tcPr>
           <w:p>
@@ -273,13 +325,13 @@
                 <w:b/>
                 <w:sz w:val="20"/>
               </w:rPr>
-              <w:t>What "works" looks like</w:t>
+              <w:t>What "works" means</w:t>
             </w:r>
           </w:p>
         </w:tc>
         <w:tc>
           <w:tcPr>
-            <w:tcW w:type="dxa" w:w="2880"/>
+            <w:tcW w:type="dxa" w:w="2160"/>
             <w:shd w:val="clear" w:fill="EAF0F6"/>
           </w:tcPr>
           <w:p>
@@ -294,7 +346,28 @@
                 <w:b/>
                 <w:sz w:val="20"/>
               </w:rPr>
-              <w:t>Common China-spec problem</w:t>
+              <w:t>Typical China-spec problem</w:t>
+            </w:r>
+          </w:p>
+        </w:tc>
+        <w:tc>
+          <w:tcPr>
+            <w:tcW w:type="dxa" w:w="2160"/>
+            <w:shd w:val="clear" w:fill="EAF0F6"/>
+          </w:tcPr>
+          <w:p>
+            <w:r>
+              <w:rPr>
+                <w:b/>
+                <w:sz w:val="20"/>
+              </w:rPr>
+            </w:r>
+            <w:r>
+              <w:rPr>
+                <w:b/>
+                <w:sz w:val="20"/>
+              </w:rPr>
+              <w:t>Evidence type</w:t>
             </w:r>
           </w:p>
         </w:tc>
@@ -302,7 +375,7 @@
       <w:tr>
         <w:tc>
           <w:tcPr>
-            <w:tcW w:type="dxa" w:w="2880"/>
+            <w:tcW w:type="dxa" w:w="2160"/>
           </w:tcPr>
           <w:p>
             <w:r>
@@ -321,7 +394,7 @@
         </w:tc>
         <w:tc>
           <w:tcPr>
-            <w:tcW w:type="dxa" w:w="2880"/>
+            <w:tcW w:type="dxa" w:w="2160"/>
           </w:tcPr>
           <w:p>
             <w:r>
@@ -333,13 +406,13 @@
               <w:rPr>
                 <w:sz w:val="20"/>
               </w:rPr>
-              <w:t>Stable English (or target language) across all menus, warnings and voice prompts</w:t>
+              <w:t>Stable target language across all menus, warnings, voice</w:t>
             </w:r>
           </w:p>
         </w:tc>
         <w:tc>
           <w:tcPr>
-            <w:tcW w:type="dxa" w:w="2880"/>
+            <w:tcW w:type="dxa" w:w="2160"/>
           </w:tcPr>
           <w:p>
             <w:r>
@@ -351,7 +424,25 @@
               <w:rPr>
                 <w:sz w:val="20"/>
               </w:rPr>
-              <w:t>Chinese-only, or partial/machine-translated English with layout errors</w:t>
+              <w:t>Chinese-only or partial machine translation with layout errors</w:t>
+            </w:r>
+          </w:p>
+        </w:tc>
+        <w:tc>
+          <w:tcPr>
+            <w:tcW w:type="dxa" w:w="2160"/>
+          </w:tcPr>
+          <w:p>
+            <w:r>
+              <w:rPr>
+                <w:sz w:val="20"/>
+              </w:rPr>
+            </w:r>
+            <w:r>
+              <w:rPr>
+                <w:sz w:val="20"/>
+              </w:rPr>
+              <w:t>Test per VIN</w:t>
             </w:r>
           </w:p>
         </w:tc>
@@ -359,7 +450,7 @@
       <w:tr>
         <w:tc>
           <w:tcPr>
-            <w:tcW w:type="dxa" w:w="2880"/>
+            <w:tcW w:type="dxa" w:w="2160"/>
           </w:tcPr>
           <w:p>
             <w:r>
@@ -372,13 +463,13 @@
                 <w:b/>
                 <w:sz w:val="20"/>
               </w:rPr>
-              <w:t>2. Navigation &amp; maps</w:t>
+              <w:t>2. Navigation/maps</w:t>
             </w:r>
           </w:p>
         </w:tc>
         <w:tc>
           <w:tcPr>
-            <w:tcW w:type="dxa" w:w="2880"/>
+            <w:tcW w:type="dxa" w:w="2160"/>
           </w:tcPr>
           <w:p>
             <w:r>
@@ -390,26 +481,13 @@
               <w:rPr>
                 <w:sz w:val="20"/>
               </w:rPr>
-              <w:t xml:space="preserve">Local street maps and, for EVs, local </w:t>
-            </w:r>
-            <w:r>
-              <w:rPr>
-                <w:b/>
-                <w:sz w:val="20"/>
-              </w:rPr>
-              <w:t>charging-point</w:t>
-            </w:r>
-            <w:r>
-              <w:rPr>
-                <w:sz w:val="20"/>
-              </w:rPr>
-              <w:t xml:space="preserve"> coverage</w:t>
+              <w:t>Local street maps and, for EVs, local charger data</w:t>
             </w:r>
           </w:p>
         </w:tc>
         <w:tc>
           <w:tcPr>
-            <w:tcW w:type="dxa" w:w="2880"/>
+            <w:tcW w:type="dxa" w:w="2160"/>
           </w:tcPr>
           <w:p>
             <w:r>
@@ -425,11 +503,29 @@
             </w:r>
           </w:p>
         </w:tc>
+        <w:tc>
+          <w:tcPr>
+            <w:tcW w:type="dxa" w:w="2160"/>
+          </w:tcPr>
+          <w:p>
+            <w:r>
+              <w:rPr>
+                <w:sz w:val="20"/>
+              </w:rPr>
+            </w:r>
+            <w:r>
+              <w:rPr>
+                <w:sz w:val="20"/>
+              </w:rPr>
+              <w:t>Test per VIN</w:t>
+            </w:r>
+          </w:p>
+        </w:tc>
       </w:tr>
       <w:tr>
         <w:tc>
           <w:tcPr>
-            <w:tcW w:type="dxa" w:w="2880"/>
+            <w:tcW w:type="dxa" w:w="2160"/>
           </w:tcPr>
           <w:p>
             <w:r>
@@ -448,7 +544,7 @@
         </w:tc>
         <w:tc>
           <w:tcPr>
-            <w:tcW w:type="dxa" w:w="2880"/>
+            <w:tcW w:type="dxa" w:w="2160"/>
           </w:tcPr>
           <w:p>
             <w:r>
@@ -460,26 +556,13 @@
               <w:rPr>
                 <w:sz w:val="20"/>
               </w:rPr>
-              <w:t xml:space="preserve">Reliable </w:t>
-            </w:r>
-            <w:r>
-              <w:rPr>
-                <w:b/>
-                <w:sz w:val="20"/>
-              </w:rPr>
-              <w:t>CarPlay / Android Auto</w:t>
-            </w:r>
-            <w:r>
-              <w:rPr>
-                <w:sz w:val="20"/>
-              </w:rPr>
-              <w:t xml:space="preserve"> pairing</w:t>
+              <w:t>Reliable CarPlay/Android Auto</w:t>
             </w:r>
           </w:p>
         </w:tc>
         <w:tc>
           <w:tcPr>
-            <w:tcW w:type="dxa" w:w="2880"/>
+            <w:tcW w:type="dxa" w:w="2160"/>
           </w:tcPr>
           <w:p>
             <w:r>
@@ -491,7 +574,25 @@
               <w:rPr>
                 <w:sz w:val="20"/>
               </w:rPr>
-              <w:t>Absent or unstable; mirroring region-locked</w:t>
+              <w:t>Absent, unstable or region-locked</w:t>
+            </w:r>
+          </w:p>
+        </w:tc>
+        <w:tc>
+          <w:tcPr>
+            <w:tcW w:type="dxa" w:w="2160"/>
+          </w:tcPr>
+          <w:p>
+            <w:r>
+              <w:rPr>
+                <w:sz w:val="20"/>
+              </w:rPr>
+            </w:r>
+            <w:r>
+              <w:rPr>
+                <w:sz w:val="20"/>
+              </w:rPr>
+              <w:t>Test per VIN; varies by brand/trim</w:t>
             </w:r>
           </w:p>
         </w:tc>
@@ -499,7 +600,7 @@
       <w:tr>
         <w:tc>
           <w:tcPr>
-            <w:tcW w:type="dxa" w:w="2880"/>
+            <w:tcW w:type="dxa" w:w="2160"/>
           </w:tcPr>
           <w:p>
             <w:r>
@@ -512,13 +613,13 @@
                 <w:b/>
                 <w:sz w:val="20"/>
               </w:rPr>
-              <w:t>4. Official app &amp; account</w:t>
+              <w:t>4. Owner app &amp; account server</w:t>
             </w:r>
           </w:p>
         </w:tc>
         <w:tc>
           <w:tcPr>
-            <w:tcW w:type="dxa" w:w="2880"/>
+            <w:tcW w:type="dxa" w:w="2160"/>
           </w:tcPr>
           <w:p>
             <w:r>
@@ -530,26 +631,13 @@
               <w:rPr>
                 <w:sz w:val="20"/>
               </w:rPr>
-              <w:t xml:space="preserve">Owner app downloadable/usable in the destination country; account and </w:t>
-            </w:r>
-            <w:r>
-              <w:rPr>
-                <w:b/>
-                <w:sz w:val="20"/>
-              </w:rPr>
-              <w:t>cloud server reachable</w:t>
-            </w:r>
-            <w:r>
-              <w:rPr>
-                <w:sz w:val="20"/>
-              </w:rPr>
-              <w:t xml:space="preserve"> overseas</w:t>
+              <w:t>App usable locally; cloud reachable overseas</w:t>
             </w:r>
           </w:p>
         </w:tc>
         <w:tc>
           <w:tcPr>
-            <w:tcW w:type="dxa" w:w="2880"/>
+            <w:tcW w:type="dxa" w:w="2160"/>
           </w:tcPr>
           <w:p>
             <w:r>
@@ -561,7 +649,25 @@
               <w:rPr>
                 <w:sz w:val="20"/>
               </w:rPr>
-              <w:t>App unavailable in local store; master account/server locked to China</w:t>
+              <w:t>App unavailable locally; account/server locked to China</w:t>
+            </w:r>
+          </w:p>
+        </w:tc>
+        <w:tc>
+          <w:tcPr>
+            <w:tcW w:type="dxa" w:w="2160"/>
+          </w:tcPr>
+          <w:p>
+            <w:r>
+              <w:rPr>
+                <w:sz w:val="20"/>
+              </w:rPr>
+            </w:r>
+            <w:r>
+              <w:rPr>
+                <w:sz w:val="20"/>
+              </w:rPr>
+              <w:t>Brand-specific — confirm with the brand</w:t>
             </w:r>
           </w:p>
         </w:tc>
@@ -569,7 +675,7 @@
       <w:tr>
         <w:tc>
           <w:tcPr>
-            <w:tcW w:type="dxa" w:w="2880"/>
+            <w:tcW w:type="dxa" w:w="2160"/>
           </w:tcPr>
           <w:p>
             <w:r>
@@ -582,13 +688,13 @@
                 <w:b/>
                 <w:sz w:val="20"/>
               </w:rPr>
-              <w:t>5. OTA updates</w:t>
+              <w:t>5. OTA</w:t>
             </w:r>
           </w:p>
         </w:tc>
         <w:tc>
           <w:tcPr>
-            <w:tcW w:type="dxa" w:w="2880"/>
+            <w:tcW w:type="dxa" w:w="2160"/>
           </w:tcPr>
           <w:p>
             <w:r>
@@ -600,13 +706,13 @@
               <w:rPr>
                 <w:sz w:val="20"/>
               </w:rPr>
-              <w:t>Firmware/OTA server reachable from the destination; updates actually install</w:t>
+              <w:t>OTA endpoint reachable; updates install from abroad</w:t>
             </w:r>
           </w:p>
         </w:tc>
         <w:tc>
           <w:tcPr>
-            <w:tcW w:type="dxa" w:w="2880"/>
+            <w:tcW w:type="dxa" w:w="2160"/>
           </w:tcPr>
           <w:p>
             <w:r>
@@ -618,7 +724,25 @@
               <w:rPr>
                 <w:sz w:val="20"/>
               </w:rPr>
-              <w:t>OTA endpoint unreachable abroad, leaving the car on an old build</w:t>
+              <w:t>Endpoint unreachable, car frozen on old build</w:t>
+            </w:r>
+          </w:p>
+        </w:tc>
+        <w:tc>
+          <w:tcPr>
+            <w:tcW w:type="dxa" w:w="2160"/>
+          </w:tcPr>
+          <w:p>
+            <w:r>
+              <w:rPr>
+                <w:sz w:val="20"/>
+              </w:rPr>
+            </w:r>
+            <w:r>
+              <w:rPr>
+                <w:sz w:val="20"/>
+              </w:rPr>
+              <w:t>Brand/VIN-specific</w:t>
             </w:r>
           </w:p>
         </w:tc>
@@ -626,16 +750,16 @@
     </w:tbl>
     <w:p>
       <w:r>
-        <w:t xml:space="preserve">For markets using </w:t>
+        <w:t xml:space="preserve">For </w:t>
       </w:r>
       <w:r>
         <w:rPr>
           <w:b/>
         </w:rPr>
-        <w:t>right-to-left scripts</w:t>
+        <w:t>right-to-left scripts (Arabic)</w:t>
       </w:r>
       <w:r>
-        <w:t xml:space="preserve"> (e.g., Arabic), proper localisation is more than translation — it needs RTL grammar and layout adaptation; an industry localisation standard cites English/French/Spanish plus Arabic RTL handling, so don't assume an "English-capable" unit is ready for an Arabic market.</w:t>
+        <w:t>, proper localisation needs RTL grammar/layout, not just translation; an "English-capable" unit is not automatically Arabic-ready.</w:t>
       </w:r>
     </w:p>
     <w:p>
@@ -643,7 +767,7 @@
         <w:pStyle w:val="Heading1"/>
       </w:pPr>
       <w:r>
-        <w:t>Solution Hierarchy (Best to Last Resort)</w:t>
+        <w:t>Solution Hierarchy (best to last resort)</w:t>
       </w:r>
     </w:p>
     <w:p>
@@ -654,19 +778,28 @@
         <w:rPr>
           <w:b/>
         </w:rPr>
-        <w:t>Buy the factory export-version software build.</w:t>
+        <w:t>Factory export-version software build (preferred).</w:t>
       </w:r>
       <w:r>
-        <w:t xml:space="preserve"> Export and domestic versions run different stacks: an industry example notes a Denza Z European build on </w:t>
+        <w:t xml:space="preserve"> Export and domestic builds run different stacks — an </w:t>
+      </w:r>
+      <w:r>
+        <w:rPr>
+          <w:i/>
+        </w:rPr>
+        <w:t>industry example</w:t>
+      </w:r>
+      <w:r>
+        <w:t xml:space="preserve"> is a Denza Z European build on Android Automotive with Google built-in versus a domestic self-developed cockpit; this illustrates the distinction, it does not promise the same for other models. Prefer the export build and confirm it </w:t>
       </w:r>
       <w:r>
         <w:rPr>
           <w:b/>
         </w:rPr>
-        <w:t>Android Automotive with Google built-in (Gemini)</w:t>
+        <w:t>by VIN</w:t>
       </w:r>
       <w:r>
-        <w:t>, versus the domestic DiLink/self-developed cockpit. The export build is designed for local maps, apps, languages and regional OTA — always prefer it and confirm it by VIN.</w:t>
+        <w:t>.</w:t>
       </w:r>
     </w:p>
     <w:p>
@@ -677,19 +810,19 @@
         <w:rPr>
           <w:b/>
         </w:rPr>
-        <w:t>Use the brand's official language path.</w:t>
+        <w:t>Brand-supported language path.</w:t>
       </w:r>
       <w:r>
-        <w:t xml:space="preserve"> On some BYD models, a </w:t>
+        <w:t xml:space="preserve"> An </w:t>
       </w:r>
       <w:r>
         <w:rPr>
-          <w:b/>
+          <w:i/>
         </w:rPr>
-        <w:t>master account can switch the UI to English at no cost and without hardware</w:t>
+        <w:t>industry case</w:t>
       </w:r>
       <w:r>
-        <w:t xml:space="preserve"> (per a localisation-service case). Full minor-language localisation still needs dedicated work — English menu access is not full localisation.</w:t>
+        <w:t xml:space="preserve"> documents some BYD models switching UI to English through the master account without hardware; that is a specific example to re-confirm for the exact model — full minor-language localisation is a separate task.</w:t>
       </w:r>
     </w:p>
     <w:p>
@@ -700,10 +833,10 @@
         <w:rPr>
           <w:b/>
         </w:rPr>
-        <w:t>Professional localisation</w:t>
+        <w:t>Professional, warranty-safe localisation</w:t>
       </w:r>
       <w:r>
-        <w:t xml:space="preserve"> for language packs, maps and connectivity where the brand supports it, documented and warranty-safe.</w:t>
+        <w:t xml:space="preserve"> where the brand supports it, documented.</w:t>
       </w:r>
     </w:p>
     <w:p>
@@ -714,19 +847,10 @@
         <w:rPr>
           <w:b/>
         </w:rPr>
-        <w:t>Avoid unauthorised third-party "flashing"/reflashing</w:t>
+        <w:t>Avoid unauthorised "flashing."</w:t>
       </w:r>
       <w:r>
-        <w:t xml:space="preserve"> unless the brand endorses it. The compliance and warranty status of aftermarket reflashing was not confirmed from an official source; it can </w:t>
-      </w:r>
-      <w:r>
-        <w:rPr>
-          <w:b/>
-        </w:rPr>
-        <w:t>void warranty</w:t>
-      </w:r>
-      <w:r>
-        <w:t xml:space="preserve"> and may conflict with local radio/software-compliance rules. Treat "we can crack the system to English" as a risk flag, not a feature.</w:t>
+        <w:t xml:space="preserve"> Aftermarket reflashing can void warranty and conflict with radio/software-compliance rules; its legality was not confirmed from an official source. Treat "we can crack it to English" as a risk flag.</w:t>
       </w:r>
     </w:p>
     <w:p>
@@ -734,21 +858,12 @@
         <w:pStyle w:val="Heading1"/>
       </w:pPr>
       <w:r>
-        <w:t>A Note on a Reported English-HMI Export Requirement</w:t>
+        <w:t>The Reported "English-HMI for Export Inspection" Claim — Not Settled Regulation</w:t>
       </w:r>
     </w:p>
     <w:p>
       <w:r>
-        <w:t xml:space="preserve">An industry source claims that 2026 export inspection may require demonstrating an </w:t>
-      </w:r>
-      <w:r>
-        <w:rPr>
-          <w:b/>
-        </w:rPr>
-        <w:t>English HMI (interface screenshots)</w:t>
-      </w:r>
-      <w:r>
-        <w:t xml:space="preserve">. This is currently </w:t>
+        <w:t xml:space="preserve">An industry source suggests 2026 export inspection may require English-HMI screenshots. This is </w:t>
       </w:r>
       <w:r>
         <w:rPr>
@@ -757,7 +872,7 @@
         <w:t>industry-only and was not confirmed against an official customs/MOFCOM document</w:t>
       </w:r>
       <w:r>
-        <w:t>, so it must not be stated as settled regulation — but it is prudent to have English-interface evidence ready for export paperwork regardless.</w:t>
+        <w:t>, so it is not stated as a requirement. It is nonetheless prudent to keep English-interface evidence in the export file.</w:t>
       </w:r>
     </w:p>
     <w:p>
@@ -765,12 +880,12 @@
         <w:pStyle w:val="Heading1"/>
       </w:pPr>
       <w:r>
-        <w:t>Acceptance Test Before You Take Delivery</w:t>
+        <w:t>Per-VIN Acceptance Test (run before taking delivery)</w:t>
       </w:r>
     </w:p>
     <w:p>
       <w:r>
-        <w:t xml:space="preserve">Run a live test on the </w:t>
+        <w:t xml:space="preserve">On the </w:t>
       </w:r>
       <w:r>
         <w:rPr>
@@ -787,7 +902,7 @@
         <w:pStyle w:val="ListBullet"/>
       </w:pPr>
       <w:r>
-        <w:t>Cycle every menu and warning into the target language; screenshot untranslated areas.</w:t>
+        <w:t>Cycle every menu/warning into the target language; screenshot untranslated areas.</w:t>
       </w:r>
     </w:p>
     <w:p>
@@ -795,7 +910,7 @@
         <w:pStyle w:val="ListBullet"/>
       </w:pPr>
       <w:r>
-        <w:t>Load a local destination and (EV) a nearby charger in navigation.</w:t>
+        <w:t>Load a local destination and (EV) a nearby charger.</w:t>
       </w:r>
     </w:p>
     <w:p>
@@ -803,7 +918,7 @@
         <w:pStyle w:val="ListBullet"/>
       </w:pPr>
       <w:r>
-        <w:t>Pair a phone via CarPlay/Android Auto and test calls/media repeatedly.</w:t>
+        <w:t>Pair a phone via CarPlay/Android Auto and repeat calls/media.</w:t>
       </w:r>
     </w:p>
     <w:p>
@@ -811,7 +926,7 @@
         <w:pStyle w:val="ListBullet"/>
       </w:pPr>
       <w:r>
-        <w:t>Download and log into the owner app from a destination-country account; confirm cloud features.</w:t>
+        <w:t>Download/log into the owner app from a destination account; confirm cloud features.</w:t>
       </w:r>
     </w:p>
     <w:p>
@@ -819,7 +934,7 @@
         <w:pStyle w:val="ListBullet"/>
       </w:pPr>
       <w:r>
-        <w:t>Trigger/check OTA availability from an overseas network and record the current software version.</w:t>
+        <w:t>Check OTA availability from overseas and record the software version.</w:t>
       </w:r>
     </w:p>
     <w:p>
@@ -835,7 +950,38 @@
         <w:pStyle w:val="ListBullet"/>
       </w:pPr>
       <w:r>
-        <w:t>Put results in the purchase contract: if items 1–5 cannot be demonstrated, negotiate the export build or walk away.</w:t>
+        <w:t>Put results in the contract: if checks 1–5 cannot be demonstrated, take the export build or walk away.</w:t>
+      </w:r>
+    </w:p>
+    <w:p>
+      <w:pPr>
+        <w:pStyle w:val="Heading1"/>
+      </w:pPr>
+      <w:r>
+        <w:t>What AutoBridge Adds Beyond Localisation-Shop Marketing</w:t>
+      </w:r>
+    </w:p>
+    <w:p>
+      <w:r>
+        <w:t xml:space="preserve">Localisation vendors have an incentive to say every problem is fixable (for a fee). AutoBridge instead runs a </w:t>
+      </w:r>
+      <w:r>
+        <w:rPr>
+          <w:b/>
+        </w:rPr>
+        <w:t>brand-neutral, VIN-bound acceptance test</w:t>
+      </w:r>
+      <w:r>
+        <w:t xml:space="preserve">, records which failures are hardware/region-locked versus language-only, and separates </w:t>
+      </w:r>
+      <w:r>
+        <w:rPr>
+          <w:b/>
+        </w:rPr>
+        <w:t>documented brand capability from anecdote</w:t>
+      </w:r>
+      <w:r>
+        <w:t xml:space="preserve"> in the purchase file — so a buyer does not pay for a "full English conversion" that a factory export build would have provided, or rely on a case study from a different model.</w:t>
       </w:r>
     </w:p>
     <w:p>
@@ -851,34 +997,34 @@
         <w:rPr>
           <w:b/>
         </w:rPr>
-        <w:t>Can I just change a China-spec car to English?</w:t>
+        <w:t>Can a China-spec car just be switched to English?</w:t>
       </w:r>
       <w:r>
-        <w:t xml:space="preserve"> Sometimes partially — e.g., some BYD models switch UI to English via the master account — but maps, app/server access and OTA are separate problems that language switching does not solve. </w:t>
+        <w:t xml:space="preserve"> Sometimes partially (a documented BYD master-account case), but maps, app/server and OTA are separate; confirm for the exact VIN rather than generalising the example. </w:t>
       </w:r>
       <w:r>
         <w:rPr>
           <w:b/>
         </w:rPr>
-        <w:t>Why doesn't navigation work abroad?</w:t>
+        <w:t>Why does navigation fail abroad?</w:t>
       </w:r>
       <w:r>
-        <w:t xml:space="preserve"> Domestic units ship China maps and local data; you need an export build or a supported local-map solution, plus local charger data for EVs. </w:t>
+        <w:t xml:space="preserve"> Domestic builds ship China maps/data; you need an export build or a brand-supported local-map solution, plus local charger data for EVs. </w:t>
       </w:r>
       <w:r>
         <w:rPr>
           <w:b/>
         </w:rPr>
-        <w:t>Will the car still get OTA updates overseas?</w:t>
+        <w:t>Will OTA still arrive overseas?</w:t>
       </w:r>
       <w:r>
-        <w:t xml:space="preserve"> Only if the OTA server is reachable from the destination region — test it on the actual car before acceptance; don't assume. </w:t>
+        <w:t xml:space="preserve"> Only if the endpoint is region-reachable — test on the actual car; do not infer it from another model. </w:t>
       </w:r>
       <w:r>
         <w:rPr>
           <w:b/>
         </w:rPr>
-        <w:t>Is it safe to reflash the head unit?</w:t>
+        <w:t>Is reflashing safe?</w:t>
       </w:r>
       <w:r>
         <w:t xml:space="preserve"> Unauthorised flashing can void warranty and raise compliance issues; prefer the factory export build or a brand-supported route. </w:t>
@@ -887,10 +1033,10 @@
         <w:rPr>
           <w:b/>
         </w:rPr>
-        <w:t>Does English UI mean the car is ready for an Arabic market?</w:t>
+        <w:t>Does English UI make it Arabic-ready?</w:t>
       </w:r>
       <w:r>
-        <w:t xml:space="preserve"> No — Arabic needs right-to-left layout and proper localisation beyond translation.</w:t>
+        <w:t xml:space="preserve"> No — Arabic needs RTL layout and proper localisation beyond translation.</w:t>
       </w:r>
     </w:p>
     <w:p>
@@ -908,17 +1054,18 @@
         <w:tblLook w:firstColumn="1" w:firstRow="1" w:lastColumn="0" w:lastRow="0" w:noHBand="0" w:noVBand="1" w:val="04A0"/>
       </w:tblPr>
       <w:tblGrid>
-        <w:gridCol w:w="1440"/>
-        <w:gridCol w:w="1440"/>
-        <w:gridCol w:w="1440"/>
-        <w:gridCol w:w="1440"/>
-        <w:gridCol w:w="1440"/>
-        <w:gridCol w:w="1440"/>
+        <w:gridCol w:w="1234"/>
+        <w:gridCol w:w="1234"/>
+        <w:gridCol w:w="1234"/>
+        <w:gridCol w:w="1234"/>
+        <w:gridCol w:w="1234"/>
+        <w:gridCol w:w="1234"/>
+        <w:gridCol w:w="1234"/>
       </w:tblGrid>
       <w:tr>
         <w:tc>
           <w:tcPr>
-            <w:tcW w:type="dxa" w:w="1440"/>
+            <w:tcW w:type="dxa" w:w="1234"/>
             <w:shd w:val="clear" w:fill="EAF0F6"/>
           </w:tcPr>
           <w:p>
@@ -939,7 +1086,7 @@
         </w:tc>
         <w:tc>
           <w:tcPr>
-            <w:tcW w:type="dxa" w:w="1440"/>
+            <w:tcW w:type="dxa" w:w="1234"/>
             <w:shd w:val="clear" w:fill="EAF0F6"/>
           </w:tcPr>
           <w:p>
@@ -960,7 +1107,7 @@
         </w:tc>
         <w:tc>
           <w:tcPr>
-            <w:tcW w:type="dxa" w:w="1440"/>
+            <w:tcW w:type="dxa" w:w="1234"/>
             <w:shd w:val="clear" w:fill="EAF0F6"/>
           </w:tcPr>
           <w:p>
@@ -981,7 +1128,7 @@
         </w:tc>
         <w:tc>
           <w:tcPr>
-            <w:tcW w:type="dxa" w:w="1440"/>
+            <w:tcW w:type="dxa" w:w="1234"/>
             <w:shd w:val="clear" w:fill="EAF0F6"/>
           </w:tcPr>
           <w:p>
@@ -1002,7 +1149,7 @@
         </w:tc>
         <w:tc>
           <w:tcPr>
-            <w:tcW w:type="dxa" w:w="1440"/>
+            <w:tcW w:type="dxa" w:w="1234"/>
             <w:shd w:val="clear" w:fill="EAF0F6"/>
           </w:tcPr>
           <w:p>
@@ -1023,7 +1170,28 @@
         </w:tc>
         <w:tc>
           <w:tcPr>
-            <w:tcW w:type="dxa" w:w="1440"/>
+            <w:tcW w:type="dxa" w:w="1234"/>
+            <w:shd w:val="clear" w:fill="EAF0F6"/>
+          </w:tcPr>
+          <w:p>
+            <w:r>
+              <w:rPr>
+                <w:b/>
+                <w:sz w:val="20"/>
+              </w:rPr>
+            </w:r>
+            <w:r>
+              <w:rPr>
+                <w:b/>
+                <w:sz w:val="20"/>
+              </w:rPr>
+              <w:t>Confidence</w:t>
+            </w:r>
+          </w:p>
+        </w:tc>
+        <w:tc>
+          <w:tcPr>
+            <w:tcW w:type="dxa" w:w="1234"/>
             <w:shd w:val="clear" w:fill="EAF0F6"/>
           </w:tcPr>
           <w:p>
@@ -1046,7 +1214,7 @@
       <w:tr>
         <w:tc>
           <w:tcPr>
-            <w:tcW w:type="dxa" w:w="1440"/>
+            <w:tcW w:type="dxa" w:w="1234"/>
           </w:tcPr>
           <w:p>
             <w:r>
@@ -1058,13 +1226,13 @@
               <w:rPr>
                 <w:sz w:val="20"/>
               </w:rPr>
-              <w:t>2026 B2B export guide — Chinese brands (software chapter)</w:t>
+              <w:t>Chinese-brand software chapter (self-developed cockpits, Chinese-default layer)</w:t>
             </w:r>
           </w:p>
         </w:tc>
         <w:tc>
           <w:tcPr>
-            <w:tcW w:type="dxa" w:w="1440"/>
+            <w:tcW w:type="dxa" w:w="1234"/>
           </w:tcPr>
           <w:p>
             <w:r>
@@ -1082,7 +1250,7 @@
         </w:tc>
         <w:tc>
           <w:tcPr>
-            <w:tcW w:type="dxa" w:w="1440"/>
+            <w:tcW w:type="dxa" w:w="1234"/>
           </w:tcPr>
           <w:p>
             <w:r>
@@ -1100,7 +1268,7 @@
         </w:tc>
         <w:tc>
           <w:tcPr>
-            <w:tcW w:type="dxa" w:w="1440"/>
+            <w:tcW w:type="dxa" w:w="1234"/>
           </w:tcPr>
           <w:p>
             <w:r>
@@ -1118,7 +1286,7 @@
         </w:tc>
         <w:tc>
           <w:tcPr>
-            <w:tcW w:type="dxa" w:w="1440"/>
+            <w:tcW w:type="dxa" w:w="1234"/>
           </w:tcPr>
           <w:p>
             <w:r>
@@ -1136,7 +1304,7 @@
         </w:tc>
         <w:tc>
           <w:tcPr>
-            <w:tcW w:type="dxa" w:w="1440"/>
+            <w:tcW w:type="dxa" w:w="1234"/>
           </w:tcPr>
           <w:p>
             <w:r>
@@ -1148,15 +1316,13 @@
               <w:rPr>
                 <w:sz w:val="20"/>
               </w:rPr>
-              <w:t>Self-developed Android systems, Chinese-default layer</w:t>
+              <w:t>SINGLE_SOURCE</w:t>
             </w:r>
           </w:p>
         </w:tc>
-      </w:tr>
-      <w:tr>
         <w:tc>
           <w:tcPr>
-            <w:tcW w:type="dxa" w:w="1440"/>
+            <w:tcW w:type="dxa" w:w="1234"/>
           </w:tcPr>
           <w:p>
             <w:r>
@@ -1168,13 +1334,28 @@
               <w:rPr>
                 <w:sz w:val="20"/>
               </w:rPr>
-              <w:t>Chinese Car OS English-version export guide</w:t>
+              <w:t xml:space="preserve">Industry </w:t>
+            </w:r>
+            <w:r>
+              <w:rPr>
+                <w:b/>
+                <w:sz w:val="20"/>
+              </w:rPr>
+              <w:t>pattern/example only</w:t>
+            </w:r>
+            <w:r>
+              <w:rPr>
+                <w:sz w:val="20"/>
+              </w:rPr>
+              <w:t>, not generalised</w:t>
             </w:r>
           </w:p>
         </w:tc>
+      </w:tr>
+      <w:tr>
         <w:tc>
           <w:tcPr>
-            <w:tcW w:type="dxa" w:w="1440"/>
+            <w:tcW w:type="dxa" w:w="1234"/>
           </w:tcPr>
           <w:p>
             <w:r>
@@ -1186,13 +1367,301 @@
               <w:rPr>
                 <w:sz w:val="20"/>
               </w:rPr>
-              <w:t>Electric Auto China (industry)</w:t>
+              <w:t>BYD Sea Lion 07 Ukraine localisation case</w:t>
             </w:r>
           </w:p>
         </w:tc>
         <w:tc>
           <w:tcPr>
-            <w:tcW w:type="dxa" w:w="1440"/>
+            <w:tcW w:type="dxa" w:w="1234"/>
+          </w:tcPr>
+          <w:p>
+            <w:r>
+              <w:rPr>
+                <w:sz w:val="20"/>
+              </w:rPr>
+            </w:r>
+            <w:r>
+              <w:rPr>
+                <w:sz w:val="20"/>
+              </w:rPr>
+              <w:t>NEV Fix (localisation service)</w:t>
+            </w:r>
+          </w:p>
+        </w:tc>
+        <w:tc>
+          <w:tcPr>
+            <w:tcW w:type="dxa" w:w="1234"/>
+          </w:tcPr>
+          <w:p>
+            <w:r>
+              <w:rPr>
+                <w:sz w:val="20"/>
+              </w:rPr>
+            </w:r>
+            <w:r>
+              <w:rPr>
+                <w:sz w:val="20"/>
+              </w:rPr>
+              <w:t>CN→multi</w:t>
+            </w:r>
+          </w:p>
+        </w:tc>
+        <w:tc>
+          <w:tcPr>
+            <w:tcW w:type="dxa" w:w="1234"/>
+          </w:tcPr>
+          <w:p>
+            <w:r>
+              <w:rPr>
+                <w:sz w:val="20"/>
+              </w:rPr>
+            </w:r>
+            <w:r>
+              <w:rPr>
+                <w:sz w:val="20"/>
+              </w:rPr>
+              <w:t>https://nevfix.net/blog/byd-sealion-07-ukraine-localization-case.html</w:t>
+            </w:r>
+          </w:p>
+        </w:tc>
+        <w:tc>
+          <w:tcPr>
+            <w:tcW w:type="dxa" w:w="1234"/>
+          </w:tcPr>
+          <w:p>
+            <w:r>
+              <w:rPr>
+                <w:sz w:val="20"/>
+              </w:rPr>
+            </w:r>
+            <w:r>
+              <w:rPr>
+                <w:sz w:val="20"/>
+              </w:rPr>
+              <w:t>2026-09-02</w:t>
+            </w:r>
+          </w:p>
+        </w:tc>
+        <w:tc>
+          <w:tcPr>
+            <w:tcW w:type="dxa" w:w="1234"/>
+          </w:tcPr>
+          <w:p>
+            <w:r>
+              <w:rPr>
+                <w:sz w:val="20"/>
+              </w:rPr>
+            </w:r>
+            <w:r>
+              <w:rPr>
+                <w:sz w:val="20"/>
+              </w:rPr>
+              <w:t>SINGLE_SOURCE</w:t>
+            </w:r>
+          </w:p>
+        </w:tc>
+        <w:tc>
+          <w:tcPr>
+            <w:tcW w:type="dxa" w:w="1234"/>
+          </w:tcPr>
+          <w:p>
+            <w:r>
+              <w:rPr>
+                <w:sz w:val="20"/>
+              </w:rPr>
+            </w:r>
+            <w:r>
+              <w:rPr>
+                <w:b/>
+                <w:sz w:val="20"/>
+              </w:rPr>
+              <w:t>Brand-specific example</w:t>
+            </w:r>
+            <w:r>
+              <w:rPr>
+                <w:sz w:val="20"/>
+              </w:rPr>
+              <w:t>: China-only problems; BYD account English switch (re-confirm per model)</w:t>
+            </w:r>
+          </w:p>
+        </w:tc>
+      </w:tr>
+      <w:tr>
+        <w:tc>
+          <w:tcPr>
+            <w:tcW w:type="dxa" w:w="1234"/>
+          </w:tcPr>
+          <w:p>
+            <w:r>
+              <w:rPr>
+                <w:sz w:val="20"/>
+              </w:rPr>
+            </w:r>
+            <w:r>
+              <w:rPr>
+                <w:sz w:val="20"/>
+              </w:rPr>
+              <w:t>Denza Z European Google/Gemini vs domestic cockpit</w:t>
+            </w:r>
+          </w:p>
+        </w:tc>
+        <w:tc>
+          <w:tcPr>
+            <w:tcW w:type="dxa" w:w="1234"/>
+          </w:tcPr>
+          <w:p>
+            <w:r>
+              <w:rPr>
+                <w:sz w:val="20"/>
+              </w:rPr>
+            </w:r>
+            <w:r>
+              <w:rPr>
+                <w:sz w:val="20"/>
+              </w:rPr>
+              <w:t>Xueqiu (citing release)</w:t>
+            </w:r>
+          </w:p>
+        </w:tc>
+        <w:tc>
+          <w:tcPr>
+            <w:tcW w:type="dxa" w:w="1234"/>
+          </w:tcPr>
+          <w:p>
+            <w:r>
+              <w:rPr>
+                <w:sz w:val="20"/>
+              </w:rPr>
+            </w:r>
+            <w:r>
+              <w:rPr>
+                <w:sz w:val="20"/>
+              </w:rPr>
+              <w:t>CN→EU</w:t>
+            </w:r>
+          </w:p>
+        </w:tc>
+        <w:tc>
+          <w:tcPr>
+            <w:tcW w:type="dxa" w:w="1234"/>
+          </w:tcPr>
+          <w:p>
+            <w:r>
+              <w:rPr>
+                <w:sz w:val="20"/>
+              </w:rPr>
+            </w:r>
+            <w:r>
+              <w:rPr>
+                <w:sz w:val="20"/>
+              </w:rPr>
+              <w:t>https://xueqiu.com/9837237227/399831947</w:t>
+            </w:r>
+          </w:p>
+        </w:tc>
+        <w:tc>
+          <w:tcPr>
+            <w:tcW w:type="dxa" w:w="1234"/>
+          </w:tcPr>
+          <w:p>
+            <w:r>
+              <w:rPr>
+                <w:sz w:val="20"/>
+              </w:rPr>
+            </w:r>
+            <w:r>
+              <w:rPr>
+                <w:sz w:val="20"/>
+              </w:rPr>
+              <w:t>2026-09-02</w:t>
+            </w:r>
+          </w:p>
+        </w:tc>
+        <w:tc>
+          <w:tcPr>
+            <w:tcW w:type="dxa" w:w="1234"/>
+          </w:tcPr>
+          <w:p>
+            <w:r>
+              <w:rPr>
+                <w:sz w:val="20"/>
+              </w:rPr>
+            </w:r>
+            <w:r>
+              <w:rPr>
+                <w:sz w:val="20"/>
+              </w:rPr>
+              <w:t>SINGLE_SOURCE</w:t>
+            </w:r>
+          </w:p>
+        </w:tc>
+        <w:tc>
+          <w:tcPr>
+            <w:tcW w:type="dxa" w:w="1234"/>
+          </w:tcPr>
+          <w:p>
+            <w:r>
+              <w:rPr>
+                <w:sz w:val="20"/>
+              </w:rPr>
+            </w:r>
+            <w:r>
+              <w:rPr>
+                <w:b/>
+                <w:sz w:val="20"/>
+              </w:rPr>
+              <w:t>Example</w:t>
+            </w:r>
+            <w:r>
+              <w:rPr>
+                <w:sz w:val="20"/>
+              </w:rPr>
+              <w:t xml:space="preserve"> of export vs domestic stack (not universal)</w:t>
+            </w:r>
+          </w:p>
+        </w:tc>
+      </w:tr>
+      <w:tr>
+        <w:tc>
+          <w:tcPr>
+            <w:tcW w:type="dxa" w:w="1234"/>
+          </w:tcPr>
+          <w:p>
+            <w:r>
+              <w:rPr>
+                <w:sz w:val="20"/>
+              </w:rPr>
+            </w:r>
+            <w:r>
+              <w:rPr>
+                <w:sz w:val="20"/>
+              </w:rPr>
+              <w:t>Per-VIN software verification checklist</w:t>
+            </w:r>
+          </w:p>
+        </w:tc>
+        <w:tc>
+          <w:tcPr>
+            <w:tcW w:type="dxa" w:w="1234"/>
+          </w:tcPr>
+          <w:p>
+            <w:r>
+              <w:rPr>
+                <w:sz w:val="20"/>
+              </w:rPr>
+            </w:r>
+            <w:r>
+              <w:rPr>
+                <w:sz w:val="20"/>
+              </w:rPr>
+              <w:t>StarVia Auto (export service)</w:t>
+            </w:r>
+          </w:p>
+        </w:tc>
+        <w:tc>
+          <w:tcPr>
+            <w:tcW w:type="dxa" w:w="1234"/>
           </w:tcPr>
           <w:p>
             <w:r>
@@ -1210,7 +1679,7 @@
         </w:tc>
         <w:tc>
           <w:tcPr>
-            <w:tcW w:type="dxa" w:w="1440"/>
+            <w:tcW w:type="dxa" w:w="1234"/>
           </w:tcPr>
           <w:p>
             <w:r>
@@ -1222,13 +1691,13 @@
               <w:rPr>
                 <w:sz w:val="20"/>
               </w:rPr>
-              <w:t>https://www.electricautochina.com/the-ultimate-2026-b2b-export-guide-for-chinese-car-os-english-version/</w:t>
+              <w:t>https://www.starviaauto.com/en/blog/making-chinese-ev-software-work-locally</w:t>
             </w:r>
           </w:p>
         </w:tc>
         <w:tc>
           <w:tcPr>
-            <w:tcW w:type="dxa" w:w="1440"/>
+            <w:tcW w:type="dxa" w:w="1234"/>
           </w:tcPr>
           <w:p>
             <w:r>
@@ -1246,7 +1715,7 @@
         </w:tc>
         <w:tc>
           <w:tcPr>
-            <w:tcW w:type="dxa" w:w="1440"/>
+            <w:tcW w:type="dxa" w:w="1234"/>
           </w:tcPr>
           <w:p>
             <w:r>
@@ -1258,15 +1727,13 @@
               <w:rPr>
                 <w:sz w:val="20"/>
               </w:rPr>
-              <w:t>English HMI/export-inspection claim (industry; official confirmation needed)</w:t>
+              <w:t>SINGLE_SOURCE</w:t>
             </w:r>
           </w:p>
         </w:tc>
-      </w:tr>
-      <w:tr>
         <w:tc>
           <w:tcPr>
-            <w:tcW w:type="dxa" w:w="1440"/>
+            <w:tcW w:type="dxa" w:w="1234"/>
           </w:tcPr>
           <w:p>
             <w:r>
@@ -1278,13 +1745,15 @@
               <w:rPr>
                 <w:sz w:val="20"/>
               </w:rPr>
-              <w:t>BYD Sea Lion 07 Ukraine localisation case</w:t>
+              <w:t>Five-check acceptance method</w:t>
             </w:r>
           </w:p>
         </w:tc>
+      </w:tr>
+      <w:tr>
         <w:tc>
           <w:tcPr>
-            <w:tcW w:type="dxa" w:w="1440"/>
+            <w:tcW w:type="dxa" w:w="1234"/>
           </w:tcPr>
           <w:p>
             <w:r>
@@ -1296,13 +1765,13 @@
               <w:rPr>
                 <w:sz w:val="20"/>
               </w:rPr>
-              <w:t>NEV Fix (localisation service)</w:t>
+              <w:t>Multilingual/RTL export standard</w:t>
             </w:r>
           </w:p>
         </w:tc>
         <w:tc>
           <w:tcPr>
-            <w:tcW w:type="dxa" w:w="1440"/>
+            <w:tcW w:type="dxa" w:w="1234"/>
           </w:tcPr>
           <w:p>
             <w:r>
@@ -1314,13 +1783,13 @@
               <w:rPr>
                 <w:sz w:val="20"/>
               </w:rPr>
-              <w:t>CN→multi</w:t>
+              <w:t>CCID 赛迪 / Neusoft OneCoreGo coverage (industry media)</w:t>
             </w:r>
           </w:p>
         </w:tc>
         <w:tc>
           <w:tcPr>
-            <w:tcW w:type="dxa" w:w="1440"/>
+            <w:tcW w:type="dxa" w:w="1234"/>
           </w:tcPr>
           <w:p>
             <w:r>
@@ -1332,13 +1801,31 @@
               <w:rPr>
                 <w:sz w:val="20"/>
               </w:rPr>
-              <w:t>https://nevfix.net/blog/byd-sealion-07-ukraine-localization-case.html</w:t>
+              <w:t>Global</w:t>
             </w:r>
           </w:p>
         </w:tc>
         <w:tc>
           <w:tcPr>
-            <w:tcW w:type="dxa" w:w="1440"/>
+            <w:tcW w:type="dxa" w:w="1234"/>
+          </w:tcPr>
+          <w:p>
+            <w:r>
+              <w:rPr>
+                <w:sz w:val="20"/>
+              </w:rPr>
+            </w:r>
+            <w:r>
+              <w:rPr>
+                <w:sz w:val="20"/>
+              </w:rPr>
+              <w:t>http://www.ccidnet.com/hlw/93237.jhtml</w:t>
+            </w:r>
+          </w:p>
+        </w:tc>
+        <w:tc>
+          <w:tcPr>
+            <w:tcW w:type="dxa" w:w="1234"/>
           </w:tcPr>
           <w:p>
             <w:r>
@@ -1356,7 +1843,7 @@
         </w:tc>
         <w:tc>
           <w:tcPr>
-            <w:tcW w:type="dxa" w:w="1440"/>
+            <w:tcW w:type="dxa" w:w="1234"/>
           </w:tcPr>
           <w:p>
             <w:r>
@@ -1368,15 +1855,13 @@
               <w:rPr>
                 <w:sz w:val="20"/>
               </w:rPr>
-              <w:t>Chinese-only/China-map/no-account problems; BYD master-account English switch</w:t>
+              <w:t>SINGLE_SOURCE</w:t>
             </w:r>
           </w:p>
         </w:tc>
-      </w:tr>
-      <w:tr>
         <w:tc>
           <w:tcPr>
-            <w:tcW w:type="dxa" w:w="1440"/>
+            <w:tcW w:type="dxa" w:w="1234"/>
           </w:tcPr>
           <w:p>
             <w:r>
@@ -1388,427 +1873,7 @@
               <w:rPr>
                 <w:sz w:val="20"/>
               </w:rPr>
-              <w:t>Why Chinese-car intelligence struggles abroad</w:t>
-            </w:r>
-          </w:p>
-        </w:tc>
-        <w:tc>
-          <w:tcPr>
-            <w:tcW w:type="dxa" w:w="1440"/>
-          </w:tcPr>
-          <w:p>
-            <w:r>
-              <w:rPr>
-                <w:sz w:val="20"/>
-              </w:rPr>
-            </w:r>
-            <w:r>
-              <w:rPr>
-                <w:sz w:val="20"/>
-              </w:rPr>
-              <w:t>Autohome 车家号 (media)</w:t>
-            </w:r>
-          </w:p>
-        </w:tc>
-        <w:tc>
-          <w:tcPr>
-            <w:tcW w:type="dxa" w:w="1440"/>
-          </w:tcPr>
-          <w:p>
-            <w:r>
-              <w:rPr>
-                <w:sz w:val="20"/>
-              </w:rPr>
-            </w:r>
-            <w:r>
-              <w:rPr>
-                <w:sz w:val="20"/>
-              </w:rPr>
-              <w:t>CN→EU</w:t>
-            </w:r>
-          </w:p>
-        </w:tc>
-        <w:tc>
-          <w:tcPr>
-            <w:tcW w:type="dxa" w:w="1440"/>
-          </w:tcPr>
-          <w:p>
-            <w:r>
-              <w:rPr>
-                <w:sz w:val="20"/>
-              </w:rPr>
-            </w:r>
-            <w:r>
-              <w:rPr>
-                <w:sz w:val="20"/>
-              </w:rPr>
-              <w:t>https://chejiahao.m.autohome.com.cn/info/26145241?isfrom=pc</w:t>
-            </w:r>
-          </w:p>
-        </w:tc>
-        <w:tc>
-          <w:tcPr>
-            <w:tcW w:type="dxa" w:w="1440"/>
-          </w:tcPr>
-          <w:p>
-            <w:r>
-              <w:rPr>
-                <w:sz w:val="20"/>
-              </w:rPr>
-            </w:r>
-            <w:r>
-              <w:rPr>
-                <w:sz w:val="20"/>
-              </w:rPr>
-              <w:t>2026-09-02</w:t>
-            </w:r>
-          </w:p>
-        </w:tc>
-        <w:tc>
-          <w:tcPr>
-            <w:tcW w:type="dxa" w:w="1440"/>
-          </w:tcPr>
-          <w:p>
-            <w:r>
-              <w:rPr>
-                <w:sz w:val="20"/>
-              </w:rPr>
-            </w:r>
-            <w:r>
-              <w:rPr>
-                <w:sz w:val="20"/>
-              </w:rPr>
-              <w:t>Translation/layout and connectivity complaints</w:t>
-            </w:r>
-          </w:p>
-        </w:tc>
-      </w:tr>
-      <w:tr>
-        <w:tc>
-          <w:tcPr>
-            <w:tcW w:type="dxa" w:w="1440"/>
-          </w:tcPr>
-          <w:p>
-            <w:r>
-              <w:rPr>
-                <w:sz w:val="20"/>
-              </w:rPr>
-            </w:r>
-            <w:r>
-              <w:rPr>
-                <w:sz w:val="20"/>
-              </w:rPr>
-              <w:t>Denza Z European Google/Gemini cockpit</w:t>
-            </w:r>
-          </w:p>
-        </w:tc>
-        <w:tc>
-          <w:tcPr>
-            <w:tcW w:type="dxa" w:w="1440"/>
-          </w:tcPr>
-          <w:p>
-            <w:r>
-              <w:rPr>
-                <w:sz w:val="20"/>
-              </w:rPr>
-            </w:r>
-            <w:r>
-              <w:rPr>
-                <w:sz w:val="20"/>
-              </w:rPr>
-              <w:t>Xueqiu (citing official release)</w:t>
-            </w:r>
-          </w:p>
-        </w:tc>
-        <w:tc>
-          <w:tcPr>
-            <w:tcW w:type="dxa" w:w="1440"/>
-          </w:tcPr>
-          <w:p>
-            <w:r>
-              <w:rPr>
-                <w:sz w:val="20"/>
-              </w:rPr>
-            </w:r>
-            <w:r>
-              <w:rPr>
-                <w:sz w:val="20"/>
-              </w:rPr>
-              <w:t>CN→EU</w:t>
-            </w:r>
-          </w:p>
-        </w:tc>
-        <w:tc>
-          <w:tcPr>
-            <w:tcW w:type="dxa" w:w="1440"/>
-          </w:tcPr>
-          <w:p>
-            <w:r>
-              <w:rPr>
-                <w:sz w:val="20"/>
-              </w:rPr>
-            </w:r>
-            <w:r>
-              <w:rPr>
-                <w:sz w:val="20"/>
-              </w:rPr>
-              <w:t>https://xueqiu.com/9837237227/399831947</w:t>
-            </w:r>
-          </w:p>
-        </w:tc>
-        <w:tc>
-          <w:tcPr>
-            <w:tcW w:type="dxa" w:w="1440"/>
-          </w:tcPr>
-          <w:p>
-            <w:r>
-              <w:rPr>
-                <w:sz w:val="20"/>
-              </w:rPr>
-            </w:r>
-            <w:r>
-              <w:rPr>
-                <w:sz w:val="20"/>
-              </w:rPr>
-              <w:t>2026-09-02</w:t>
-            </w:r>
-          </w:p>
-        </w:tc>
-        <w:tc>
-          <w:tcPr>
-            <w:tcW w:type="dxa" w:w="1440"/>
-          </w:tcPr>
-          <w:p>
-            <w:r>
-              <w:rPr>
-                <w:sz w:val="20"/>
-              </w:rPr>
-            </w:r>
-            <w:r>
-              <w:rPr>
-                <w:sz w:val="20"/>
-              </w:rPr>
-              <w:t>Export Android Automotive/Google vs domestic DiLink stack</w:t>
-            </w:r>
-          </w:p>
-        </w:tc>
-      </w:tr>
-      <w:tr>
-        <w:tc>
-          <w:tcPr>
-            <w:tcW w:type="dxa" w:w="1440"/>
-          </w:tcPr>
-          <w:p>
-            <w:r>
-              <w:rPr>
-                <w:sz w:val="20"/>
-              </w:rPr>
-            </w:r>
-            <w:r>
-              <w:rPr>
-                <w:sz w:val="20"/>
-              </w:rPr>
-              <w:t>Making Chinese EV software work locally</w:t>
-            </w:r>
-          </w:p>
-        </w:tc>
-        <w:tc>
-          <w:tcPr>
-            <w:tcW w:type="dxa" w:w="1440"/>
-          </w:tcPr>
-          <w:p>
-            <w:r>
-              <w:rPr>
-                <w:sz w:val="20"/>
-              </w:rPr>
-            </w:r>
-            <w:r>
-              <w:rPr>
-                <w:sz w:val="20"/>
-              </w:rPr>
-              <w:t>StarVia Auto (export service)</w:t>
-            </w:r>
-          </w:p>
-        </w:tc>
-        <w:tc>
-          <w:tcPr>
-            <w:tcW w:type="dxa" w:w="1440"/>
-          </w:tcPr>
-          <w:p>
-            <w:r>
-              <w:rPr>
-                <w:sz w:val="20"/>
-              </w:rPr>
-            </w:r>
-            <w:r>
-              <w:rPr>
-                <w:sz w:val="20"/>
-              </w:rPr>
-              <w:t>CN→Global</w:t>
-            </w:r>
-          </w:p>
-        </w:tc>
-        <w:tc>
-          <w:tcPr>
-            <w:tcW w:type="dxa" w:w="1440"/>
-          </w:tcPr>
-          <w:p>
-            <w:r>
-              <w:rPr>
-                <w:sz w:val="20"/>
-              </w:rPr>
-            </w:r>
-            <w:r>
-              <w:rPr>
-                <w:sz w:val="20"/>
-              </w:rPr>
-              <w:t>https://www.starviaauto.com/en/blog/making-chinese-ev-software-work-locally</w:t>
-            </w:r>
-          </w:p>
-        </w:tc>
-        <w:tc>
-          <w:tcPr>
-            <w:tcW w:type="dxa" w:w="1440"/>
-          </w:tcPr>
-          <w:p>
-            <w:r>
-              <w:rPr>
-                <w:sz w:val="20"/>
-              </w:rPr>
-            </w:r>
-            <w:r>
-              <w:rPr>
-                <w:sz w:val="20"/>
-              </w:rPr>
-              <w:t>2026-09-02</w:t>
-            </w:r>
-          </w:p>
-        </w:tc>
-        <w:tc>
-          <w:tcPr>
-            <w:tcW w:type="dxa" w:w="1440"/>
-          </w:tcPr>
-          <w:p>
-            <w:r>
-              <w:rPr>
-                <w:sz w:val="20"/>
-              </w:rPr>
-            </w:r>
-            <w:r>
-              <w:rPr>
-                <w:sz w:val="20"/>
-              </w:rPr>
-              <w:t>Language/maps/mirroring/app/OTA verification checklist</w:t>
-            </w:r>
-          </w:p>
-        </w:tc>
-      </w:tr>
-      <w:tr>
-        <w:tc>
-          <w:tcPr>
-            <w:tcW w:type="dxa" w:w="1440"/>
-          </w:tcPr>
-          <w:p>
-            <w:r>
-              <w:rPr>
-                <w:sz w:val="20"/>
-              </w:rPr>
-            </w:r>
-            <w:r>
-              <w:rPr>
-                <w:sz w:val="20"/>
-              </w:rPr>
-              <w:t>Neusoft OneCoreGo multilingual export standard</w:t>
-            </w:r>
-          </w:p>
-        </w:tc>
-        <w:tc>
-          <w:tcPr>
-            <w:tcW w:type="dxa" w:w="1440"/>
-          </w:tcPr>
-          <w:p>
-            <w:r>
-              <w:rPr>
-                <w:sz w:val="20"/>
-              </w:rPr>
-            </w:r>
-            <w:r>
-              <w:rPr>
-                <w:sz w:val="20"/>
-              </w:rPr>
-              <w:t>CCID 赛迪网 (industry media)</w:t>
-            </w:r>
-          </w:p>
-        </w:tc>
-        <w:tc>
-          <w:tcPr>
-            <w:tcW w:type="dxa" w:w="1440"/>
-          </w:tcPr>
-          <w:p>
-            <w:r>
-              <w:rPr>
-                <w:sz w:val="20"/>
-              </w:rPr>
-            </w:r>
-            <w:r>
-              <w:rPr>
-                <w:sz w:val="20"/>
-              </w:rPr>
-              <w:t>Global</w:t>
-            </w:r>
-          </w:p>
-        </w:tc>
-        <w:tc>
-          <w:tcPr>
-            <w:tcW w:type="dxa" w:w="1440"/>
-          </w:tcPr>
-          <w:p>
-            <w:r>
-              <w:rPr>
-                <w:sz w:val="20"/>
-              </w:rPr>
-            </w:r>
-            <w:r>
-              <w:rPr>
-                <w:sz w:val="20"/>
-              </w:rPr>
-              <w:t>http://www.ccidnet.com/hlw/93237.jhtml</w:t>
-            </w:r>
-          </w:p>
-        </w:tc>
-        <w:tc>
-          <w:tcPr>
-            <w:tcW w:type="dxa" w:w="1440"/>
-          </w:tcPr>
-          <w:p>
-            <w:r>
-              <w:rPr>
-                <w:sz w:val="20"/>
-              </w:rPr>
-            </w:r>
-            <w:r>
-              <w:rPr>
-                <w:sz w:val="20"/>
-              </w:rPr>
-              <w:t>2026-09-02</w:t>
-            </w:r>
-          </w:p>
-        </w:tc>
-        <w:tc>
-          <w:tcPr>
-            <w:tcW w:type="dxa" w:w="1440"/>
-          </w:tcPr>
-          <w:p>
-            <w:r>
-              <w:rPr>
-                <w:sz w:val="20"/>
-              </w:rPr>
-            </w:r>
-            <w:r>
-              <w:rPr>
-                <w:sz w:val="20"/>
-              </w:rPr>
-              <w:t>RTL Arabic layout adaptation</w:t>
+              <w:t>RTL/Arabic layout consideration</w:t>
             </w:r>
           </w:p>
         </w:tc>
@@ -1819,7 +1884,7 @@
         <w:rPr>
           <w:i/>
         </w:rPr>
-        <w:t>Verification note: all sources are industry/service/media (T3). Per-brand export language lists and OTA server-region policies were not officially captured and must be confirmed on the brand's overseas channel per VIN; the "mandatory English HMI" export claim is unverified by a primary regulator and is framed accordingly. Aftermarket flashing legality/warranty impact is unconfirmed.</w:t>
+        <w:t>Confidence note: all cited material is industry/service/media and is used as illustration of patterns or single brand cases — never as proof that all Chinese vehicles share the behaviour. Per-brand export language lists, OTA server-region policy and the "mandatory English HMI" inspection claim were not confirmed by a primary regulator and must be settled on the brand's overseas channel for the specific VIN.</w:t>
       </w:r>
     </w:p>
     <w:p>
@@ -1838,10 +1903,10 @@
         <w:rPr>
           <w:b/>
         </w:rPr>
-        <w:t>Reviewed by</w:t>
+        <w:t>Author / reviewer</w:t>
       </w:r>
       <w:r>
-        <w:t>: AutoBridge Export Sourcing Team</w:t>
+        <w:t>: [AutoBridge Export Sourcing Team](/authors/autobridge-export-sourcing-team/) · method per our [Editorial Policy](/about/editorial-policy/)</w:t>
       </w:r>
     </w:p>
     <w:p>
@@ -1855,7 +1920,16 @@
         <w:t>Last reviewed</w:t>
       </w:r>
       <w:r>
-        <w:t>: 2026-09-02</w:t>
+        <w:t xml:space="preserve">: 2026-09-02 · </w:t>
+      </w:r>
+      <w:r>
+        <w:rPr>
+          <w:b/>
+        </w:rPr>
+        <w:t>Second-round source revision</w:t>
+      </w:r>
+      <w:r>
+        <w:t>: 2026-09-03 (brand-specific facts explicitly separated from industry examples; generalisation from a few cases removed)</w:t>
       </w:r>
     </w:p>
     <w:p>
@@ -1883,7 +1957,7 @@
         <w:t>Verification method</w:t>
       </w:r>
       <w:r>
-        <w:t>: Industry/service cases synthesised into a per-VIN live-test method; regulatory and flashing claims kept explicitly unconfirmed</w:t>
+        <w:t>: Industry cases labelled as examples; every decisive check routed to a per-VIN live test and the brand's overseas channel</w:t>
       </w:r>
     </w:p>
     <w:p>
@@ -1894,10 +1968,10 @@
         <w:rPr>
           <w:b/>
         </w:rPr>
-        <w:t>Content status</w:t>
+        <w:t>Quality gates</w:t>
       </w:r>
       <w:r>
-        <w:t>: QA_PASS (Master/EN)</w:t>
+        <w:t>: EDITORIAL_QA_PASS=PASS · FACT_SOURCE_PASS=PASS (over-generalisation removed; evidence types labelled) · SEO_PASS=PASS · CODEX_REVIEW_PASS=PENDING (independent Codex review) · PUBLISH_APPROVED=FALSE until Codex sign-off</w:t>
       </w:r>
     </w:p>
     <w:sectPr>

--- a/deliveries/2026-09-02/02_Procurement_Guides/GUIDE_20260902_08_Infotainment_OTA_Localization.docx
+++ b/deliveries/2026-09-02/02_Procurement_Guides/GUIDE_20260902_08_Infotainment_OTA_Localization.docx
@@ -214,7 +214,7 @@
     </w:p>
     <w:p>
       <w:r>
-        <w:t>A China-domestic unit is engineered around Chinese users and domestic cloud services; homologating the hardware does not make its software work abroad.</w:t>
+        <w:t>A China-market unit is typically engineered around Chinese users and domestic cloud services; homologating the hardware does not, on its own, guarantee that its software works abroad. This is a risk to test for on the VIN, not a statement that every China-market unit fails overseas — factory export builds are designed precisely to avoid it.</w:t>
       </w:r>
     </w:p>
     <w:p>
@@ -227,7 +227,7 @@
     </w:p>
     <w:p>
       <w:r>
-        <w:t xml:space="preserve">Mainstream Chinese brands use largely self-developed, Android-based cockpits (industry examples include BYD </w:t>
+        <w:t xml:space="preserve">Many Chinese brands use largely self-developed, Android-based cockpits (industry examples include BYD </w:t>
       </w:r>
       <w:r>
         <w:rPr>
@@ -254,16 +254,116 @@
         <w:t>Xmart OS</w:t>
       </w:r>
       <w:r>
-        <w:t xml:space="preserve"> — illustrative, not a uniform feature list) with a Chinese-default language layer and domestic-service ecosystem. Localisation providers report parallel-imported cars in markets from Ukraine and Russia to the UAE, Saudi, Brazil and Thailand arriving with Chinese-only UI, China-only maps and inaccessible master accounts. Treat this as a </w:t>
+        <w:t xml:space="preserve"> — illustrative, not a uniform feature list), often with a Chinese-default language layer and domestic-service ecosystem. In </w:t>
       </w:r>
       <w:r>
         <w:rPr>
           <w:b/>
         </w:rPr>
-        <w:t>pattern to test for</w:t>
+        <w:t>reported cases</w:t>
       </w:r>
       <w:r>
-        <w:t>, not a claim that every unit of every brand behaves identically: the same brand may ship a fully localised export build alongside a domestic one.</w:t>
+        <w:t xml:space="preserve">, </w:t>
+      </w:r>
+      <w:r>
+        <w:rPr>
+          <w:i/>
+        </w:rPr>
+        <w:t>some parallel-imported China-market vehicles</w:t>
+      </w:r>
+      <w:r>
+        <w:t xml:space="preserve"> in markets from Ukraine and Russia to the UAE, Saudi, Brazil and Thailand arrived with Chinese-only UI, China-only maps or inaccessible master accounts. Treat these as </w:t>
+      </w:r>
+      <w:r>
+        <w:rPr>
+          <w:b/>
+        </w:rPr>
+        <w:t>reported cases and a pattern to test for</w:t>
+      </w:r>
+      <w:r>
+        <w:t>, not a claim that every unit of every brand behaves identically: the same brand may ship a fully localised export build alongside a domestic one, and one model's case does not establish another model's behaviour.</w:t>
+      </w:r>
+    </w:p>
+    <w:p>
+      <w:pPr>
+        <w:pStyle w:val="Heading1"/>
+      </w:pPr>
+      <w:r>
+        <w:t>Evidence Ceiling (read before generalising)</w:t>
+      </w:r>
+    </w:p>
+    <w:p>
+      <w:r>
+        <w:t xml:space="preserve">This article's cross-brand material has a hard ceiling: </w:t>
+      </w:r>
+      <w:r>
+        <w:rPr>
+          <w:b/>
+        </w:rPr>
+        <w:t>all five supporting sources are SINGLE_SOURCE industry/service/media accounts, and there is no official cross-brand (regulator or multi-OEM) source</w:t>
+      </w:r>
+      <w:r>
+        <w:t xml:space="preserve"> establishing that Chinese vehicles as a class share these software problems. Accordingly:</w:t>
+      </w:r>
+    </w:p>
+    <w:p>
+      <w:pPr>
+        <w:pStyle w:val="ListBullet"/>
+      </w:pPr>
+      <w:r>
+        <w:t xml:space="preserve">The named BYD, Denza and localisation cases support only </w:t>
+      </w:r>
+      <w:r>
+        <w:rPr>
+          <w:i/>
+        </w:rPr>
+        <w:t>themselves</w:t>
+      </w:r>
+      <w:r>
+        <w:t xml:space="preserve"> — they are evidence that an outcome </w:t>
+      </w:r>
+      <w:r>
+        <w:rPr>
+          <w:i/>
+        </w:rPr>
+        <w:t>can</w:t>
+      </w:r>
+      <w:r>
+        <w:t xml:space="preserve"> occur, not that it occurs for other brands/models.</w:t>
+      </w:r>
+    </w:p>
+    <w:p>
+      <w:pPr>
+        <w:pStyle w:val="ListBullet"/>
+      </w:pPr>
+      <w:r>
+        <w:t xml:space="preserve">No conclusion here states or implies that all (or most) China-market cars have Chinese-only UI, locked maps, unreachable OTA or blocked accounts; those are </w:t>
+      </w:r>
+      <w:r>
+        <w:rPr>
+          <w:b/>
+        </w:rPr>
+        <w:t>risks to test for</w:t>
+      </w:r>
+      <w:r>
+        <w:t>, per VIN.</w:t>
+      </w:r>
+    </w:p>
+    <w:p>
+      <w:pPr>
+        <w:pStyle w:val="ListBullet"/>
+      </w:pPr>
+      <w:r>
+        <w:t xml:space="preserve">The article's value is the </w:t>
+      </w:r>
+      <w:r>
+        <w:rPr>
+          <w:b/>
+        </w:rPr>
+        <w:t>per-VIN test framework</w:t>
+      </w:r>
+      <w:r>
+        <w:t>, not a proof of a universal defect. Any decisive answer for a specific car comes from a live test and the brand's overseas channel.</w:t>
       </w:r>
     </w:p>
     <w:p>
@@ -963,7 +1063,7 @@
     </w:p>
     <w:p>
       <w:r>
-        <w:t xml:space="preserve">Localisation vendors have an incentive to say every problem is fixable (for a fee). AutoBridge instead runs a </w:t>
+        <w:t xml:space="preserve">Localisation vendors have an incentive to say every problem is fixable (for a fee). This guide instead recommends a </w:t>
       </w:r>
       <w:r>
         <w:rPr>
@@ -972,16 +1072,16 @@
         <w:t>brand-neutral, VIN-bound acceptance test</w:t>
       </w:r>
       <w:r>
-        <w:t xml:space="preserve">, records which failures are hardware/region-locked versus language-only, and separates </w:t>
+        <w:t xml:space="preserve">: note which failures are hardware/region-locked versus language-only, and keep </w:t>
       </w:r>
       <w:r>
         <w:rPr>
           <w:b/>
         </w:rPr>
-        <w:t>documented brand capability from anecdote</w:t>
+        <w:t>documented brand capability separate from anecdote</w:t>
       </w:r>
       <w:r>
-        <w:t xml:space="preserve"> in the purchase file — so a buyer does not pay for a "full English conversion" that a factory export build would have provided, or rely on a case study from a different model.</w:t>
+        <w:t xml:space="preserve"> in the purchase file — so a buyer neither pays for a "full English conversion" that a factory export build would have provided, nor relies on a case study from a different model.</w:t>
       </w:r>
     </w:p>
     <w:p>
@@ -1009,7 +1109,7 @@
         <w:t>Why does navigation fail abroad?</w:t>
       </w:r>
       <w:r>
-        <w:t xml:space="preserve"> Domestic builds ship China maps/data; you need an export build or a brand-supported local-map solution, plus local charger data for EVs. </w:t>
+        <w:t xml:space="preserve"> Some China-market builds ship China maps/data; where that is the case you need an export build or a brand-supported local-map solution, plus local charger data for EVs — confirm on the VIN. </w:t>
       </w:r>
       <w:r>
         <w:rPr>
@@ -1906,7 +2006,7 @@
         <w:t>Author / reviewer</w:t>
       </w:r>
       <w:r>
-        <w:t>: [AutoBridge Export Sourcing Team](/authors/autobridge-export-sourcing-team/) · method per our [Editorial Policy](/about/editorial-policy/)</w:t>
+        <w:t>: [AutoBridge Export Sourcing Team](/authors/) · method per our [Editorial Policy](/editorial-policy/)</w:t>
       </w:r>
     </w:p>
     <w:p>
@@ -1921,6 +2021,15 @@
       </w:r>
       <w:r>
         <w:t xml:space="preserve">: 2026-09-02 · </w:t>
+      </w:r>
+      <w:r>
+        <w:rPr>
+          <w:b/>
+        </w:rPr>
+        <w:t>R3 (2026-09-03): cross-brand generalisation reduced; explicit Evidence Ceiling added</w:t>
+      </w:r>
+      <w:r>
+        <w:t xml:space="preserve"> · </w:t>
       </w:r>
       <w:r>
         <w:rPr>

--- a/deliveries/2026-09-02/02_Procurement_Guides/GUIDE_20260902_08_Infotainment_OTA_Localization.docx
+++ b/deliveries/2026-09-02/02_Procurement_Guides/GUIDE_20260902_08_Infotainment_OTA_Localization.docx
@@ -4,7 +4,7 @@
   <w:body>
     <w:p>
       <w:pPr>
-        <w:pStyle w:val="Title"/>
+        <w:pStyle w:val="Heading1"/>
       </w:pPr>
       <w:r>
         <w:t>Chinese-Car Infotainment, Apps and OTA Overseas: a Per-VIN Localization Verification Guide</w:t>
@@ -12,7 +12,7 @@
     </w:p>
     <w:p>
       <w:pPr>
-        <w:pStyle w:val="Heading1"/>
+        <w:pStyle w:val="Heading2"/>
       </w:pPr>
       <w:r>
         <w:t>SEO Metadata</w:t>
@@ -146,7 +146,7 @@
     </w:p>
     <w:p>
       <w:pPr>
-        <w:pStyle w:val="Heading1"/>
+        <w:pStyle w:val="Heading2"/>
       </w:pPr>
       <w:r>
         <w:t>The Evidence Discipline This Guide Follows</w:t>
@@ -191,16 +191,7 @@
         <w:t>Industry examples</w:t>
       </w:r>
       <w:r>
-        <w:t xml:space="preserve"> — named cases (a BYD account-language path, a Denza export build, a localisation-service case) that illustrate </w:t>
-      </w:r>
-      <w:r>
-        <w:rPr>
-          <w:i/>
-        </w:rPr>
-        <w:t>what can happen</w:t>
-      </w:r>
-      <w:r>
-        <w:t xml:space="preserve">, and </w:t>
+        <w:t xml:space="preserve"> — named cases (a BYD account-language path, a Denza export build, a localisation-service case) that illustrate *what can happen*, and </w:t>
       </w:r>
       <w:r>
         <w:rPr>
@@ -219,7 +210,7 @@
     </w:p>
     <w:p>
       <w:pPr>
-        <w:pStyle w:val="Heading1"/>
+        <w:pStyle w:val="Heading2"/>
       </w:pPr>
       <w:r>
         <w:t>Why a China-Domestic Unit Can Struggle Overseas (industry pattern)</w:t>
@@ -263,16 +254,7 @@
         <w:t>reported cases</w:t>
       </w:r>
       <w:r>
-        <w:t xml:space="preserve">, </w:t>
-      </w:r>
-      <w:r>
-        <w:rPr>
-          <w:i/>
-        </w:rPr>
-        <w:t>some parallel-imported China-market vehicles</w:t>
-      </w:r>
-      <w:r>
-        <w:t xml:space="preserve"> in markets from Ukraine and Russia to the UAE, Saudi, Brazil and Thailand arrived with Chinese-only UI, China-only maps or inaccessible master accounts. Treat these as </w:t>
+        <w:t xml:space="preserve">, *some parallel-imported China-market vehicles* in markets from Ukraine and Russia to the UAE, Saudi, Brazil and Thailand arrived with Chinese-only UI, China-only maps or inaccessible master accounts. Treat these as </w:t>
       </w:r>
       <w:r>
         <w:rPr>
@@ -286,7 +268,7 @@
     </w:p>
     <w:p>
       <w:pPr>
-        <w:pStyle w:val="Heading1"/>
+        <w:pStyle w:val="Heading2"/>
       </w:pPr>
       <w:r>
         <w:t>Evidence Ceiling (read before generalising)</w:t>
@@ -311,25 +293,7 @@
         <w:pStyle w:val="ListBullet"/>
       </w:pPr>
       <w:r>
-        <w:t xml:space="preserve">The named BYD, Denza and localisation cases support only </w:t>
-      </w:r>
-      <w:r>
-        <w:rPr>
-          <w:i/>
-        </w:rPr>
-        <w:t>themselves</w:t>
-      </w:r>
-      <w:r>
-        <w:t xml:space="preserve"> — they are evidence that an outcome </w:t>
-      </w:r>
-      <w:r>
-        <w:rPr>
-          <w:i/>
-        </w:rPr>
-        <w:t>can</w:t>
-      </w:r>
-      <w:r>
-        <w:t xml:space="preserve"> occur, not that it occurs for other brands/models.</w:t>
+        <w:t>The named BYD, Denza and localisation cases support only *themselves* — they are evidence that an outcome *can* occur, not that it occurs for other brands/models.</w:t>
       </w:r>
     </w:p>
     <w:p>
@@ -368,7 +332,7 @@
     </w:p>
     <w:p>
       <w:pPr>
-        <w:pStyle w:val="Heading1"/>
+        <w:pStyle w:val="Heading2"/>
       </w:pPr>
       <w:r>
         <w:t>The Five Failure Points — Test Each on the Actual VIN</w:t>
@@ -376,7 +340,7 @@
     </w:p>
     <w:tbl>
       <w:tblPr>
-        <w:tblStyle w:val="TableGrid"/>
+        <w:tblStyle w:val="LightGrid-Accent1"/>
         <w:tblW w:type="auto" w:w="0"/>
         <w:tblLook w:firstColumn="1" w:firstRow="1" w:lastColumn="0" w:lastRow="0" w:noHBand="0" w:noVBand="1" w:val="04A0"/>
       </w:tblPr>
@@ -390,20 +354,9 @@
         <w:tc>
           <w:tcPr>
             <w:tcW w:type="dxa" w:w="2160"/>
-            <w:shd w:val="clear" w:fill="EAF0F6"/>
           </w:tcPr>
           <w:p>
             <w:r>
-              <w:rPr>
-                <w:b/>
-                <w:sz w:val="20"/>
-              </w:rPr>
-            </w:r>
-            <w:r>
-              <w:rPr>
-                <w:b/>
-                <w:sz w:val="20"/>
-              </w:rPr>
               <w:t>Check</w:t>
             </w:r>
           </w:p>
@@ -411,20 +364,9 @@
         <w:tc>
           <w:tcPr>
             <w:tcW w:type="dxa" w:w="2160"/>
-            <w:shd w:val="clear" w:fill="EAF0F6"/>
           </w:tcPr>
           <w:p>
             <w:r>
-              <w:rPr>
-                <w:b/>
-                <w:sz w:val="20"/>
-              </w:rPr>
-            </w:r>
-            <w:r>
-              <w:rPr>
-                <w:b/>
-                <w:sz w:val="20"/>
-              </w:rPr>
               <w:t>What "works" means</w:t>
             </w:r>
           </w:p>
@@ -432,20 +374,9 @@
         <w:tc>
           <w:tcPr>
             <w:tcW w:type="dxa" w:w="2160"/>
-            <w:shd w:val="clear" w:fill="EAF0F6"/>
           </w:tcPr>
           <w:p>
             <w:r>
-              <w:rPr>
-                <w:b/>
-                <w:sz w:val="20"/>
-              </w:rPr>
-            </w:r>
-            <w:r>
-              <w:rPr>
-                <w:b/>
-                <w:sz w:val="20"/>
-              </w:rPr>
               <w:t>Typical China-spec problem</w:t>
             </w:r>
           </w:p>
@@ -453,20 +384,9 @@
         <w:tc>
           <w:tcPr>
             <w:tcW w:type="dxa" w:w="2160"/>
-            <w:shd w:val="clear" w:fill="EAF0F6"/>
           </w:tcPr>
           <w:p>
             <w:r>
-              <w:rPr>
-                <w:b/>
-                <w:sz w:val="20"/>
-              </w:rPr>
-            </w:r>
-            <w:r>
-              <w:rPr>
-                <w:b/>
-                <w:sz w:val="20"/>
-              </w:rPr>
               <w:t>Evidence type</w:t>
             </w:r>
           </w:p>
@@ -480,13 +400,7 @@
           <w:p>
             <w:r>
               <w:rPr>
-                <w:sz w:val="20"/>
-              </w:rPr>
-            </w:r>
-            <w:r>
-              <w:rPr>
                 <w:b/>
-                <w:sz w:val="20"/>
               </w:rPr>
               <w:t>1. UI language</w:t>
             </w:r>
@@ -498,14 +412,6 @@
           </w:tcPr>
           <w:p>
             <w:r>
-              <w:rPr>
-                <w:sz w:val="20"/>
-              </w:rPr>
-            </w:r>
-            <w:r>
-              <w:rPr>
-                <w:sz w:val="20"/>
-              </w:rPr>
               <w:t>Stable target language across all menus, warnings, voice</w:t>
             </w:r>
           </w:p>
@@ -516,14 +422,6 @@
           </w:tcPr>
           <w:p>
             <w:r>
-              <w:rPr>
-                <w:sz w:val="20"/>
-              </w:rPr>
-            </w:r>
-            <w:r>
-              <w:rPr>
-                <w:sz w:val="20"/>
-              </w:rPr>
               <w:t>Chinese-only or partial machine translation with layout errors</w:t>
             </w:r>
           </w:p>
@@ -534,14 +432,6 @@
           </w:tcPr>
           <w:p>
             <w:r>
-              <w:rPr>
-                <w:sz w:val="20"/>
-              </w:rPr>
-            </w:r>
-            <w:r>
-              <w:rPr>
-                <w:sz w:val="20"/>
-              </w:rPr>
               <w:t>Test per VIN</w:t>
             </w:r>
           </w:p>
@@ -555,13 +445,7 @@
           <w:p>
             <w:r>
               <w:rPr>
-                <w:sz w:val="20"/>
-              </w:rPr>
-            </w:r>
-            <w:r>
-              <w:rPr>
                 <w:b/>
-                <w:sz w:val="20"/>
               </w:rPr>
               <w:t>2. Navigation/maps</w:t>
             </w:r>
@@ -573,14 +457,6 @@
           </w:tcPr>
           <w:p>
             <w:r>
-              <w:rPr>
-                <w:sz w:val="20"/>
-              </w:rPr>
-            </w:r>
-            <w:r>
-              <w:rPr>
-                <w:sz w:val="20"/>
-              </w:rPr>
               <w:t>Local street maps and, for EVs, local charger data</w:t>
             </w:r>
           </w:p>
@@ -591,14 +467,6 @@
           </w:tcPr>
           <w:p>
             <w:r>
-              <w:rPr>
-                <w:sz w:val="20"/>
-              </w:rPr>
-            </w:r>
-            <w:r>
-              <w:rPr>
-                <w:sz w:val="20"/>
-              </w:rPr>
               <w:t>China maps only; no local POI/charger data</w:t>
             </w:r>
           </w:p>
@@ -609,14 +477,6 @@
           </w:tcPr>
           <w:p>
             <w:r>
-              <w:rPr>
-                <w:sz w:val="20"/>
-              </w:rPr>
-            </w:r>
-            <w:r>
-              <w:rPr>
-                <w:sz w:val="20"/>
-              </w:rPr>
               <w:t>Test per VIN</w:t>
             </w:r>
           </w:p>
@@ -630,13 +490,7 @@
           <w:p>
             <w:r>
               <w:rPr>
-                <w:sz w:val="20"/>
-              </w:rPr>
-            </w:r>
-            <w:r>
-              <w:rPr>
                 <w:b/>
-                <w:sz w:val="20"/>
               </w:rPr>
               <w:t>3. Phone mirroring</w:t>
             </w:r>
@@ -648,14 +502,6 @@
           </w:tcPr>
           <w:p>
             <w:r>
-              <w:rPr>
-                <w:sz w:val="20"/>
-              </w:rPr>
-            </w:r>
-            <w:r>
-              <w:rPr>
-                <w:sz w:val="20"/>
-              </w:rPr>
               <w:t>Reliable CarPlay/Android Auto</w:t>
             </w:r>
           </w:p>
@@ -666,14 +512,6 @@
           </w:tcPr>
           <w:p>
             <w:r>
-              <w:rPr>
-                <w:sz w:val="20"/>
-              </w:rPr>
-            </w:r>
-            <w:r>
-              <w:rPr>
-                <w:sz w:val="20"/>
-              </w:rPr>
               <w:t>Absent, unstable or region-locked</w:t>
             </w:r>
           </w:p>
@@ -684,14 +522,6 @@
           </w:tcPr>
           <w:p>
             <w:r>
-              <w:rPr>
-                <w:sz w:val="20"/>
-              </w:rPr>
-            </w:r>
-            <w:r>
-              <w:rPr>
-                <w:sz w:val="20"/>
-              </w:rPr>
               <w:t>Test per VIN; varies by brand/trim</w:t>
             </w:r>
           </w:p>
@@ -705,13 +535,7 @@
           <w:p>
             <w:r>
               <w:rPr>
-                <w:sz w:val="20"/>
-              </w:rPr>
-            </w:r>
-            <w:r>
-              <w:rPr>
                 <w:b/>
-                <w:sz w:val="20"/>
               </w:rPr>
               <w:t>4. Owner app &amp; account server</w:t>
             </w:r>
@@ -723,14 +547,6 @@
           </w:tcPr>
           <w:p>
             <w:r>
-              <w:rPr>
-                <w:sz w:val="20"/>
-              </w:rPr>
-            </w:r>
-            <w:r>
-              <w:rPr>
-                <w:sz w:val="20"/>
-              </w:rPr>
               <w:t>App usable locally; cloud reachable overseas</w:t>
             </w:r>
           </w:p>
@@ -741,14 +557,6 @@
           </w:tcPr>
           <w:p>
             <w:r>
-              <w:rPr>
-                <w:sz w:val="20"/>
-              </w:rPr>
-            </w:r>
-            <w:r>
-              <w:rPr>
-                <w:sz w:val="20"/>
-              </w:rPr>
               <w:t>App unavailable locally; account/server locked to China</w:t>
             </w:r>
           </w:p>
@@ -759,14 +567,6 @@
           </w:tcPr>
           <w:p>
             <w:r>
-              <w:rPr>
-                <w:sz w:val="20"/>
-              </w:rPr>
-            </w:r>
-            <w:r>
-              <w:rPr>
-                <w:sz w:val="20"/>
-              </w:rPr>
               <w:t>Brand-specific — confirm with the brand</w:t>
             </w:r>
           </w:p>
@@ -780,13 +580,7 @@
           <w:p>
             <w:r>
               <w:rPr>
-                <w:sz w:val="20"/>
-              </w:rPr>
-            </w:r>
-            <w:r>
-              <w:rPr>
                 <w:b/>
-                <w:sz w:val="20"/>
               </w:rPr>
               <w:t>5. OTA</w:t>
             </w:r>
@@ -798,14 +592,6 @@
           </w:tcPr>
           <w:p>
             <w:r>
-              <w:rPr>
-                <w:sz w:val="20"/>
-              </w:rPr>
-            </w:r>
-            <w:r>
-              <w:rPr>
-                <w:sz w:val="20"/>
-              </w:rPr>
               <w:t>OTA endpoint reachable; updates install from abroad</w:t>
             </w:r>
           </w:p>
@@ -816,14 +602,6 @@
           </w:tcPr>
           <w:p>
             <w:r>
-              <w:rPr>
-                <w:sz w:val="20"/>
-              </w:rPr>
-            </w:r>
-            <w:r>
-              <w:rPr>
-                <w:sz w:val="20"/>
-              </w:rPr>
               <w:t>Endpoint unreachable, car frozen on old build</w:t>
             </w:r>
           </w:p>
@@ -834,20 +612,13 @@
           </w:tcPr>
           <w:p>
             <w:r>
-              <w:rPr>
-                <w:sz w:val="20"/>
-              </w:rPr>
-            </w:r>
-            <w:r>
-              <w:rPr>
-                <w:sz w:val="20"/>
-              </w:rPr>
               <w:t>Brand/VIN-specific</w:t>
             </w:r>
           </w:p>
         </w:tc>
       </w:tr>
     </w:tbl>
+    <w:p/>
     <w:p>
       <w:r>
         <w:t xml:space="preserve">For </w:t>
@@ -864,7 +635,7 @@
     </w:p>
     <w:p>
       <w:pPr>
-        <w:pStyle w:val="Heading1"/>
+        <w:pStyle w:val="Heading2"/>
       </w:pPr>
       <w:r>
         <w:t>Solution Hierarchy (best to last resort)</w:t>
@@ -881,16 +652,7 @@
         <w:t>Factory export-version software build (preferred).</w:t>
       </w:r>
       <w:r>
-        <w:t xml:space="preserve"> Export and domestic builds run different stacks — an </w:t>
-      </w:r>
-      <w:r>
-        <w:rPr>
-          <w:i/>
-        </w:rPr>
-        <w:t>industry example</w:t>
-      </w:r>
-      <w:r>
-        <w:t xml:space="preserve"> is a Denza Z European build on Android Automotive with Google built-in versus a domestic self-developed cockpit; this illustrates the distinction, it does not promise the same for other models. Prefer the export build and confirm it </w:t>
+        <w:t xml:space="preserve"> Export and domestic builds run different stacks — an *industry example* is a Denza Z European build on Android Automotive with Google built-in versus a domestic self-developed cockpit; this illustrates the distinction, it does not promise the same for other models. Prefer the export build and confirm it </w:t>
       </w:r>
       <w:r>
         <w:rPr>
@@ -913,16 +675,7 @@
         <w:t>Brand-supported language path.</w:t>
       </w:r>
       <w:r>
-        <w:t xml:space="preserve"> An </w:t>
-      </w:r>
-      <w:r>
-        <w:rPr>
-          <w:i/>
-        </w:rPr>
-        <w:t>industry case</w:t>
-      </w:r>
-      <w:r>
-        <w:t xml:space="preserve"> documents some BYD models switching UI to English through the master account without hardware; that is a specific example to re-confirm for the exact model — full minor-language localisation is a separate task.</w:t>
+        <w:t xml:space="preserve"> An *industry case* documents some BYD models switching UI to English through the master account without hardware; that is a specific example to re-confirm for the exact model — full minor-language localisation is a separate task.</w:t>
       </w:r>
     </w:p>
     <w:p>
@@ -955,7 +708,7 @@
     </w:p>
     <w:p>
       <w:pPr>
-        <w:pStyle w:val="Heading1"/>
+        <w:pStyle w:val="Heading2"/>
       </w:pPr>
       <w:r>
         <w:t>The Reported "English-HMI for Export Inspection" Claim — Not Settled Regulation</w:t>
@@ -977,7 +730,7 @@
     </w:p>
     <w:p>
       <w:pPr>
-        <w:pStyle w:val="Heading1"/>
+        <w:pStyle w:val="Heading2"/>
       </w:pPr>
       <w:r>
         <w:t>Per-VIN Acceptance Test (run before taking delivery)</w:t>
@@ -1055,7 +808,7 @@
     </w:p>
     <w:p>
       <w:pPr>
-        <w:pStyle w:val="Heading1"/>
+        <w:pStyle w:val="Heading2"/>
       </w:pPr>
       <w:r>
         <w:t>What AutoBridge Adds Beyond Localisation-Shop Marketing</w:t>
@@ -1086,7 +839,7 @@
     </w:p>
     <w:p>
       <w:pPr>
-        <w:pStyle w:val="Heading1"/>
+        <w:pStyle w:val="Heading2"/>
       </w:pPr>
       <w:r>
         <w:t>Frequently Asked Questions</w:t>
@@ -1100,8 +853,10 @@
         <w:t>Can a China-spec car just be switched to English?</w:t>
       </w:r>
       <w:r>
-        <w:t xml:space="preserve"> Sometimes partially (a documented BYD master-account case), but maps, app/server and OTA are separate; confirm for the exact VIN rather than generalising the example. </w:t>
+        <w:t xml:space="preserve"> Sometimes partially (a documented BYD master-account case), but maps, app/server and OTA are separate; confirm for the exact VIN rather than generalising the example.</w:t>
       </w:r>
+    </w:p>
+    <w:p>
       <w:r>
         <w:rPr>
           <w:b/>
@@ -1109,8 +864,10 @@
         <w:t>Why does navigation fail abroad?</w:t>
       </w:r>
       <w:r>
-        <w:t xml:space="preserve"> Some China-market builds ship China maps/data; where that is the case you need an export build or a brand-supported local-map solution, plus local charger data for EVs — confirm on the VIN. </w:t>
+        <w:t xml:space="preserve"> Some China-market builds ship China maps/data; where that is the case you need an export build or a brand-supported local-map solution, plus local charger data for EVs — confirm on the VIN.</w:t>
       </w:r>
+    </w:p>
+    <w:p>
       <w:r>
         <w:rPr>
           <w:b/>
@@ -1118,8 +875,10 @@
         <w:t>Will OTA still arrive overseas?</w:t>
       </w:r>
       <w:r>
-        <w:t xml:space="preserve"> Only if the endpoint is region-reachable — test on the actual car; do not infer it from another model. </w:t>
+        <w:t xml:space="preserve"> Only if the endpoint is region-reachable — test on the actual car; do not infer it from another model.</w:t>
       </w:r>
+    </w:p>
+    <w:p>
       <w:r>
         <w:rPr>
           <w:b/>
@@ -1127,8 +886,10 @@
         <w:t>Is reflashing safe?</w:t>
       </w:r>
       <w:r>
-        <w:t xml:space="preserve"> Unauthorised flashing can void warranty and raise compliance issues; prefer the factory export build or a brand-supported route. </w:t>
+        <w:t xml:space="preserve"> Unauthorised flashing can void warranty and raise compliance issues; prefer the factory export build or a brand-supported route.</w:t>
       </w:r>
+    </w:p>
+    <w:p>
       <w:r>
         <w:rPr>
           <w:b/>
@@ -1141,7 +902,255 @@
     </w:p>
     <w:p>
       <w:pPr>
-        <w:pStyle w:val="Heading1"/>
+        <w:pStyle w:val="Heading2"/>
+      </w:pPr>
+      <w:r>
+        <w:t>Image Record</w:t>
+      </w:r>
+    </w:p>
+    <w:p>
+      <w:pPr>
+        <w:pStyle w:val="ListBullet"/>
+      </w:pPr>
+      <w:r>
+        <w:t>IMAGE_ASSET_PATH: none secured in repository</w:t>
+      </w:r>
+    </w:p>
+    <w:p>
+      <w:pPr>
+        <w:pStyle w:val="ListBullet"/>
+      </w:pPr>
+      <w:r>
+        <w:t>ORIGINAL_IMAGE_URL: not captured</w:t>
+      </w:r>
+    </w:p>
+    <w:p>
+      <w:pPr>
+        <w:pStyle w:val="ListBullet"/>
+      </w:pPr>
+      <w:r>
+        <w:t>SOURCE_PAGE: not captured</w:t>
+      </w:r>
+    </w:p>
+    <w:p>
+      <w:pPr>
+        <w:pStyle w:val="ListBullet"/>
+      </w:pPr>
+      <w:r>
+        <w:t>RIGHTS_HOLDER: unconfirmed</w:t>
+      </w:r>
+    </w:p>
+    <w:p>
+      <w:pPr>
+        <w:pStyle w:val="ListBullet"/>
+      </w:pPr>
+      <w:r>
+        <w:t>LICENSE: none secured — no third-party image may be published until rights are cleared</w:t>
+      </w:r>
+    </w:p>
+    <w:p>
+      <w:pPr>
+        <w:pStyle w:val="ListBullet"/>
+      </w:pPr>
+      <w:r>
+        <w:t>CHECKED_DATE: 2026-09-05</w:t>
+      </w:r>
+    </w:p>
+    <w:p>
+      <w:pPr>
+        <w:pStyle w:val="ListBullet"/>
+      </w:pPr>
+      <w:r>
+        <w:t>MODEL_TOPIC_MATCH: must match the exact model/version (or the guide topic) and reference market above</w:t>
+      </w:r>
+    </w:p>
+    <w:p>
+      <w:pPr>
+        <w:pStyle w:val="ListBullet"/>
+      </w:pPr>
+      <w:r>
+        <w:t>IMAGE_RIGHTS_STATUS: FAIL (no licensed asset captured; a placeholder or “retain old image” note is not accepted)</w:t>
+      </w:r>
+    </w:p>
+    <w:p>
+      <w:pPr>
+        <w:pStyle w:val="ListBullet"/>
+      </w:pPr>
+      <w:r>
+        <w:t>ALT by language:</w:t>
+      </w:r>
+    </w:p>
+    <w:p>
+      <w:pPr>
+        <w:pStyle w:val="ListBullet"/>
+      </w:pPr>
+      <w:r>
+        <w:rPr>
+          <w:b/>
+        </w:rPr>
+        <w:t>EN</w:t>
+      </w:r>
+      <w:r>
+        <w:t>: AutoBridge export-buyer reference — Chinese-car infotainment and OTA localization, vehicle-export procurement guide</w:t>
+      </w:r>
+    </w:p>
+    <w:p>
+      <w:pPr>
+        <w:pStyle w:val="ListBullet"/>
+      </w:pPr>
+      <w:r>
+        <w:rPr>
+          <w:b/>
+        </w:rPr>
+        <w:t>FR</w:t>
+      </w:r>
+      <w:r>
+        <w:t>: Référence AutoBridge pour acheteurs export — Chinese-car infotainment and OTA localization, guide d’achat à l’export automobile</w:t>
+      </w:r>
+    </w:p>
+    <w:p>
+      <w:pPr>
+        <w:pStyle w:val="ListBullet"/>
+      </w:pPr>
+      <w:r>
+        <w:rPr>
+          <w:b/>
+        </w:rPr>
+        <w:t>DE</w:t>
+      </w:r>
+      <w:r>
+        <w:t>: AutoBridge-Referenz für Exportkäufer — Chinese-car infotainment and OTA localization, Leitfaden für Fahrzeugexport-Einkauf</w:t>
+      </w:r>
+    </w:p>
+    <w:p>
+      <w:pPr>
+        <w:pStyle w:val="ListBullet"/>
+      </w:pPr>
+      <w:r>
+        <w:rPr>
+          <w:b/>
+        </w:rPr>
+        <w:t>ES</w:t>
+      </w:r>
+      <w:r>
+        <w:t>: Referencia AutoBridge para compradores de exportación — Chinese-car infotainment and OTA localization, guía de compras para exportación de vehículos</w:t>
+      </w:r>
+    </w:p>
+    <w:p>
+      <w:pPr>
+        <w:pStyle w:val="ListBullet"/>
+      </w:pPr>
+      <w:r>
+        <w:rPr>
+          <w:b/>
+        </w:rPr>
+        <w:t>PT</w:t>
+      </w:r>
+      <w:r>
+        <w:t>: Referência AutoBridge para compradores de exportação — Chinese-car infotainment and OTA localization, guia de compras para exportação de veículos</w:t>
+      </w:r>
+    </w:p>
+    <w:p>
+      <w:pPr>
+        <w:pStyle w:val="ListBullet"/>
+      </w:pPr>
+      <w:r>
+        <w:rPr>
+          <w:b/>
+        </w:rPr>
+        <w:t>JA</w:t>
+      </w:r>
+      <w:r>
+        <w:t>: AutoBridge 輸出バイヤー向けリファレンス｜Chinese-car infotainment and OTA localization, 自動車輸出 調達ガイド</w:t>
+      </w:r>
+    </w:p>
+    <w:p>
+      <w:pPr>
+        <w:pStyle w:val="ListBullet"/>
+      </w:pPr>
+      <w:r>
+        <w:rPr>
+          <w:b/>
+        </w:rPr>
+        <w:t>KO</w:t>
+      </w:r>
+      <w:r>
+        <w:t>: AutoBridge 수출 바이어 참고 자료｜Chinese-car infotainment and OTA localization, 자동차 수출 조달 가이드</w:t>
+      </w:r>
+    </w:p>
+    <w:p>
+      <w:pPr>
+        <w:pStyle w:val="ListBullet"/>
+      </w:pPr>
+      <w:r>
+        <w:rPr>
+          <w:b/>
+        </w:rPr>
+        <w:t>VI</w:t>
+      </w:r>
+      <w:r>
+        <w:t>: Tài liệu tham khảo AutoBridge cho người mua xuất khẩu — Chinese-car infotainment and OTA localization, hướng dẫn thu mua xuất khẩu xe</w:t>
+      </w:r>
+    </w:p>
+    <w:p>
+      <w:pPr>
+        <w:pStyle w:val="ListBullet"/>
+      </w:pPr>
+      <w:r>
+        <w:rPr>
+          <w:b/>
+        </w:rPr>
+        <w:t>TH</w:t>
+      </w:r>
+      <w:r>
+        <w:t>: เอกสารอ้างอิง AutoBridge สำหรับผู้ซื้อเพื่อการส่งออก — Chinese-car infotainment and OTA localization, คู่มือจัดซื้อเพื่อการส่งออกยานยนต์</w:t>
+      </w:r>
+    </w:p>
+    <w:p>
+      <w:pPr>
+        <w:pStyle w:val="ListBullet"/>
+      </w:pPr>
+      <w:r>
+        <w:rPr>
+          <w:b/>
+        </w:rPr>
+        <w:t>ID</w:t>
+      </w:r>
+      <w:r>
+        <w:t>: Referensi AutoBridge untuk pembeli ekspor — Chinese-car infotainment and OTA localization, panduan pengadaan ekspor kendaraan</w:t>
+      </w:r>
+    </w:p>
+    <w:p>
+      <w:pPr>
+        <w:pStyle w:val="ListBullet"/>
+      </w:pPr>
+      <w:r>
+        <w:rPr>
+          <w:b/>
+        </w:rPr>
+        <w:t>AR</w:t>
+      </w:r>
+      <w:r>
+        <w:t>: مرجع AutoBridge لمشتري التصدير — Chinese-car infotainment and OTA localization, دليل مشتريات تصدير المركبات</w:t>
+      </w:r>
+    </w:p>
+    <w:p>
+      <w:pPr>
+        <w:pStyle w:val="ListBullet"/>
+      </w:pPr>
+      <w:r>
+        <w:rPr>
+          <w:b/>
+        </w:rPr>
+        <w:t>ZH</w:t>
+      </w:r>
+      <w:r>
+        <w:t>: AutoBridge 出口采购参考｜Chinese-car infotainment and OTA localization, 汽车出口采购指南</w:t>
+      </w:r>
+    </w:p>
+    <w:p>
+      <w:pPr>
+        <w:pStyle w:val="Heading2"/>
       </w:pPr>
       <w:r>
         <w:t>Sources &amp; Verification</w:t>
@@ -1149,7 +1158,7 @@
     </w:p>
     <w:tbl>
       <w:tblPr>
-        <w:tblStyle w:val="TableGrid"/>
+        <w:tblStyle w:val="LightGrid-Accent1"/>
         <w:tblW w:type="auto" w:w="0"/>
         <w:tblLook w:firstColumn="1" w:firstRow="1" w:lastColumn="0" w:lastRow="0" w:noHBand="0" w:noVBand="1" w:val="04A0"/>
       </w:tblPr>
@@ -1166,20 +1175,9 @@
         <w:tc>
           <w:tcPr>
             <w:tcW w:type="dxa" w:w="1234"/>
-            <w:shd w:val="clear" w:fill="EAF0F6"/>
           </w:tcPr>
           <w:p>
             <w:r>
-              <w:rPr>
-                <w:b/>
-                <w:sz w:val="20"/>
-              </w:rPr>
-            </w:r>
-            <w:r>
-              <w:rPr>
-                <w:b/>
-                <w:sz w:val="20"/>
-              </w:rPr>
               <w:t>Source title</w:t>
             </w:r>
           </w:p>
@@ -1187,20 +1185,9 @@
         <w:tc>
           <w:tcPr>
             <w:tcW w:type="dxa" w:w="1234"/>
-            <w:shd w:val="clear" w:fill="EAF0F6"/>
           </w:tcPr>
           <w:p>
             <w:r>
-              <w:rPr>
-                <w:b/>
-                <w:sz w:val="20"/>
-              </w:rPr>
-            </w:r>
-            <w:r>
-              <w:rPr>
-                <w:b/>
-                <w:sz w:val="20"/>
-              </w:rPr>
               <w:t>Organization</w:t>
             </w:r>
           </w:p>
@@ -1208,20 +1195,9 @@
         <w:tc>
           <w:tcPr>
             <w:tcW w:type="dxa" w:w="1234"/>
-            <w:shd w:val="clear" w:fill="EAF0F6"/>
           </w:tcPr>
           <w:p>
             <w:r>
-              <w:rPr>
-                <w:b/>
-                <w:sz w:val="20"/>
-              </w:rPr>
-            </w:r>
-            <w:r>
-              <w:rPr>
-                <w:b/>
-                <w:sz w:val="20"/>
-              </w:rPr>
               <w:t>Market</w:t>
             </w:r>
           </w:p>
@@ -1229,20 +1205,9 @@
         <w:tc>
           <w:tcPr>
             <w:tcW w:type="dxa" w:w="1234"/>
-            <w:shd w:val="clear" w:fill="EAF0F6"/>
           </w:tcPr>
           <w:p>
             <w:r>
-              <w:rPr>
-                <w:b/>
-                <w:sz w:val="20"/>
-              </w:rPr>
-            </w:r>
-            <w:r>
-              <w:rPr>
-                <w:b/>
-                <w:sz w:val="20"/>
-              </w:rPr>
               <w:t>URL</w:t>
             </w:r>
           </w:p>
@@ -1250,20 +1215,9 @@
         <w:tc>
           <w:tcPr>
             <w:tcW w:type="dxa" w:w="1234"/>
-            <w:shd w:val="clear" w:fill="EAF0F6"/>
           </w:tcPr>
           <w:p>
             <w:r>
-              <w:rPr>
-                <w:b/>
-                <w:sz w:val="20"/>
-              </w:rPr>
-            </w:r>
-            <w:r>
-              <w:rPr>
-                <w:b/>
-                <w:sz w:val="20"/>
-              </w:rPr>
               <w:t>Checked</w:t>
             </w:r>
           </w:p>
@@ -1271,20 +1225,9 @@
         <w:tc>
           <w:tcPr>
             <w:tcW w:type="dxa" w:w="1234"/>
-            <w:shd w:val="clear" w:fill="EAF0F6"/>
           </w:tcPr>
           <w:p>
             <w:r>
-              <w:rPr>
-                <w:b/>
-                <w:sz w:val="20"/>
-              </w:rPr>
-            </w:r>
-            <w:r>
-              <w:rPr>
-                <w:b/>
-                <w:sz w:val="20"/>
-              </w:rPr>
               <w:t>Confidence</w:t>
             </w:r>
           </w:p>
@@ -1292,20 +1235,9 @@
         <w:tc>
           <w:tcPr>
             <w:tcW w:type="dxa" w:w="1234"/>
-            <w:shd w:val="clear" w:fill="EAF0F6"/>
           </w:tcPr>
           <w:p>
             <w:r>
-              <w:rPr>
-                <w:b/>
-                <w:sz w:val="20"/>
-              </w:rPr>
-            </w:r>
-            <w:r>
-              <w:rPr>
-                <w:b/>
-                <w:sz w:val="20"/>
-              </w:rPr>
               <w:t>Supported facts</w:t>
             </w:r>
           </w:p>
@@ -1318,14 +1250,6 @@
           </w:tcPr>
           <w:p>
             <w:r>
-              <w:rPr>
-                <w:sz w:val="20"/>
-              </w:rPr>
-            </w:r>
-            <w:r>
-              <w:rPr>
-                <w:sz w:val="20"/>
-              </w:rPr>
               <w:t>Chinese-brand software chapter (self-developed cockpits, Chinese-default layer)</w:t>
             </w:r>
           </w:p>
@@ -1336,14 +1260,6 @@
           </w:tcPr>
           <w:p>
             <w:r>
-              <w:rPr>
-                <w:sz w:val="20"/>
-              </w:rPr>
-            </w:r>
-            <w:r>
-              <w:rPr>
-                <w:sz w:val="20"/>
-              </w:rPr>
               <w:t>Electric Auto China (industry)</w:t>
             </w:r>
           </w:p>
@@ -1354,14 +1270,6 @@
           </w:tcPr>
           <w:p>
             <w:r>
-              <w:rPr>
-                <w:sz w:val="20"/>
-              </w:rPr>
-            </w:r>
-            <w:r>
-              <w:rPr>
-                <w:sz w:val="20"/>
-              </w:rPr>
               <w:t>CN→Global</w:t>
             </w:r>
           </w:p>
@@ -1372,14 +1280,6 @@
           </w:tcPr>
           <w:p>
             <w:r>
-              <w:rPr>
-                <w:sz w:val="20"/>
-              </w:rPr>
-            </w:r>
-            <w:r>
-              <w:rPr>
-                <w:sz w:val="20"/>
-              </w:rPr>
               <w:t>https://www.electricautochina.com/the-ultimate-2026-b2b-export-guide-for-top-rated-chinese-car-brands-pr/</w:t>
             </w:r>
           </w:p>
@@ -1390,14 +1290,6 @@
           </w:tcPr>
           <w:p>
             <w:r>
-              <w:rPr>
-                <w:sz w:val="20"/>
-              </w:rPr>
-            </w:r>
-            <w:r>
-              <w:rPr>
-                <w:sz w:val="20"/>
-              </w:rPr>
               <w:t>2026-09-02</w:t>
             </w:r>
           </w:p>
@@ -1408,14 +1300,6 @@
           </w:tcPr>
           <w:p>
             <w:r>
-              <w:rPr>
-                <w:sz w:val="20"/>
-              </w:rPr>
-            </w:r>
-            <w:r>
-              <w:rPr>
-                <w:sz w:val="20"/>
-              </w:rPr>
               <w:t>SINGLE_SOURCE</w:t>
             </w:r>
           </w:p>
@@ -1426,27 +1310,15 @@
           </w:tcPr>
           <w:p>
             <w:r>
-              <w:rPr>
-                <w:sz w:val="20"/>
-              </w:rPr>
-            </w:r>
-            <w:r>
-              <w:rPr>
-                <w:sz w:val="20"/>
-              </w:rPr>
               <w:t xml:space="preserve">Industry </w:t>
             </w:r>
             <w:r>
               <w:rPr>
                 <w:b/>
-                <w:sz w:val="20"/>
               </w:rPr>
               <w:t>pattern/example only</w:t>
             </w:r>
             <w:r>
-              <w:rPr>
-                <w:sz w:val="20"/>
-              </w:rPr>
               <w:t>, not generalised</w:t>
             </w:r>
           </w:p>
@@ -1459,14 +1331,6 @@
           </w:tcPr>
           <w:p>
             <w:r>
-              <w:rPr>
-                <w:sz w:val="20"/>
-              </w:rPr>
-            </w:r>
-            <w:r>
-              <w:rPr>
-                <w:sz w:val="20"/>
-              </w:rPr>
               <w:t>BYD Sea Lion 07 Ukraine localisation case</w:t>
             </w:r>
           </w:p>
@@ -1477,14 +1341,6 @@
           </w:tcPr>
           <w:p>
             <w:r>
-              <w:rPr>
-                <w:sz w:val="20"/>
-              </w:rPr>
-            </w:r>
-            <w:r>
-              <w:rPr>
-                <w:sz w:val="20"/>
-              </w:rPr>
               <w:t>NEV Fix (localisation service)</w:t>
             </w:r>
           </w:p>
@@ -1495,14 +1351,6 @@
           </w:tcPr>
           <w:p>
             <w:r>
-              <w:rPr>
-                <w:sz w:val="20"/>
-              </w:rPr>
-            </w:r>
-            <w:r>
-              <w:rPr>
-                <w:sz w:val="20"/>
-              </w:rPr>
               <w:t>CN→multi</w:t>
             </w:r>
           </w:p>
@@ -1513,14 +1361,6 @@
           </w:tcPr>
           <w:p>
             <w:r>
-              <w:rPr>
-                <w:sz w:val="20"/>
-              </w:rPr>
-            </w:r>
-            <w:r>
-              <w:rPr>
-                <w:sz w:val="20"/>
-              </w:rPr>
               <w:t>https://nevfix.net/blog/byd-sealion-07-ukraine-localization-case.html</w:t>
             </w:r>
           </w:p>
@@ -1531,14 +1371,6 @@
           </w:tcPr>
           <w:p>
             <w:r>
-              <w:rPr>
-                <w:sz w:val="20"/>
-              </w:rPr>
-            </w:r>
-            <w:r>
-              <w:rPr>
-                <w:sz w:val="20"/>
-              </w:rPr>
               <w:t>2026-09-02</w:t>
             </w:r>
           </w:p>
@@ -1549,14 +1381,6 @@
           </w:tcPr>
           <w:p>
             <w:r>
-              <w:rPr>
-                <w:sz w:val="20"/>
-              </w:rPr>
-            </w:r>
-            <w:r>
-              <w:rPr>
-                <w:sz w:val="20"/>
-              </w:rPr>
               <w:t>SINGLE_SOURCE</w:t>
             </w:r>
           </w:p>
@@ -1568,20 +1392,11 @@
           <w:p>
             <w:r>
               <w:rPr>
-                <w:sz w:val="20"/>
-              </w:rPr>
-            </w:r>
-            <w:r>
-              <w:rPr>
                 <w:b/>
-                <w:sz w:val="20"/>
               </w:rPr>
               <w:t>Brand-specific example</w:t>
             </w:r>
             <w:r>
-              <w:rPr>
-                <w:sz w:val="20"/>
-              </w:rPr>
               <w:t>: China-only problems; BYD account English switch (re-confirm per model)</w:t>
             </w:r>
           </w:p>
@@ -1594,14 +1409,6 @@
           </w:tcPr>
           <w:p>
             <w:r>
-              <w:rPr>
-                <w:sz w:val="20"/>
-              </w:rPr>
-            </w:r>
-            <w:r>
-              <w:rPr>
-                <w:sz w:val="20"/>
-              </w:rPr>
               <w:t>Denza Z European Google/Gemini vs domestic cockpit</w:t>
             </w:r>
           </w:p>
@@ -1612,14 +1419,6 @@
           </w:tcPr>
           <w:p>
             <w:r>
-              <w:rPr>
-                <w:sz w:val="20"/>
-              </w:rPr>
-            </w:r>
-            <w:r>
-              <w:rPr>
-                <w:sz w:val="20"/>
-              </w:rPr>
               <w:t>Xueqiu (citing release)</w:t>
             </w:r>
           </w:p>
@@ -1630,14 +1429,6 @@
           </w:tcPr>
           <w:p>
             <w:r>
-              <w:rPr>
-                <w:sz w:val="20"/>
-              </w:rPr>
-            </w:r>
-            <w:r>
-              <w:rPr>
-                <w:sz w:val="20"/>
-              </w:rPr>
               <w:t>CN→EU</w:t>
             </w:r>
           </w:p>
@@ -1648,14 +1439,6 @@
           </w:tcPr>
           <w:p>
             <w:r>
-              <w:rPr>
-                <w:sz w:val="20"/>
-              </w:rPr>
-            </w:r>
-            <w:r>
-              <w:rPr>
-                <w:sz w:val="20"/>
-              </w:rPr>
               <w:t>https://xueqiu.com/9837237227/399831947</w:t>
             </w:r>
           </w:p>
@@ -1666,14 +1449,6 @@
           </w:tcPr>
           <w:p>
             <w:r>
-              <w:rPr>
-                <w:sz w:val="20"/>
-              </w:rPr>
-            </w:r>
-            <w:r>
-              <w:rPr>
-                <w:sz w:val="20"/>
-              </w:rPr>
               <w:t>2026-09-02</w:t>
             </w:r>
           </w:p>
@@ -1684,14 +1459,6 @@
           </w:tcPr>
           <w:p>
             <w:r>
-              <w:rPr>
-                <w:sz w:val="20"/>
-              </w:rPr>
-            </w:r>
-            <w:r>
-              <w:rPr>
-                <w:sz w:val="20"/>
-              </w:rPr>
               <w:t>SINGLE_SOURCE</w:t>
             </w:r>
           </w:p>
@@ -1703,20 +1470,11 @@
           <w:p>
             <w:r>
               <w:rPr>
-                <w:sz w:val="20"/>
-              </w:rPr>
-            </w:r>
-            <w:r>
-              <w:rPr>
                 <w:b/>
-                <w:sz w:val="20"/>
               </w:rPr>
               <w:t>Example</w:t>
             </w:r>
             <w:r>
-              <w:rPr>
-                <w:sz w:val="20"/>
-              </w:rPr>
               <w:t xml:space="preserve"> of export vs domestic stack (not universal)</w:t>
             </w:r>
           </w:p>
@@ -1729,14 +1487,6 @@
           </w:tcPr>
           <w:p>
             <w:r>
-              <w:rPr>
-                <w:sz w:val="20"/>
-              </w:rPr>
-            </w:r>
-            <w:r>
-              <w:rPr>
-                <w:sz w:val="20"/>
-              </w:rPr>
               <w:t>Per-VIN software verification checklist</w:t>
             </w:r>
           </w:p>
@@ -1747,14 +1497,6 @@
           </w:tcPr>
           <w:p>
             <w:r>
-              <w:rPr>
-                <w:sz w:val="20"/>
-              </w:rPr>
-            </w:r>
-            <w:r>
-              <w:rPr>
-                <w:sz w:val="20"/>
-              </w:rPr>
               <w:t>StarVia Auto (export service)</w:t>
             </w:r>
           </w:p>
@@ -1765,14 +1507,6 @@
           </w:tcPr>
           <w:p>
             <w:r>
-              <w:rPr>
-                <w:sz w:val="20"/>
-              </w:rPr>
-            </w:r>
-            <w:r>
-              <w:rPr>
-                <w:sz w:val="20"/>
-              </w:rPr>
               <w:t>CN→Global</w:t>
             </w:r>
           </w:p>
@@ -1783,14 +1517,6 @@
           </w:tcPr>
           <w:p>
             <w:r>
-              <w:rPr>
-                <w:sz w:val="20"/>
-              </w:rPr>
-            </w:r>
-            <w:r>
-              <w:rPr>
-                <w:sz w:val="20"/>
-              </w:rPr>
               <w:t>https://www.starviaauto.com/en/blog/making-chinese-ev-software-work-locally</w:t>
             </w:r>
           </w:p>
@@ -1801,14 +1527,6 @@
           </w:tcPr>
           <w:p>
             <w:r>
-              <w:rPr>
-                <w:sz w:val="20"/>
-              </w:rPr>
-            </w:r>
-            <w:r>
-              <w:rPr>
-                <w:sz w:val="20"/>
-              </w:rPr>
               <w:t>2026-09-02</w:t>
             </w:r>
           </w:p>
@@ -1819,14 +1537,6 @@
           </w:tcPr>
           <w:p>
             <w:r>
-              <w:rPr>
-                <w:sz w:val="20"/>
-              </w:rPr>
-            </w:r>
-            <w:r>
-              <w:rPr>
-                <w:sz w:val="20"/>
-              </w:rPr>
               <w:t>SINGLE_SOURCE</w:t>
             </w:r>
           </w:p>
@@ -1837,14 +1547,6 @@
           </w:tcPr>
           <w:p>
             <w:r>
-              <w:rPr>
-                <w:sz w:val="20"/>
-              </w:rPr>
-            </w:r>
-            <w:r>
-              <w:rPr>
-                <w:sz w:val="20"/>
-              </w:rPr>
               <w:t>Five-check acceptance method</w:t>
             </w:r>
           </w:p>
@@ -1857,14 +1559,6 @@
           </w:tcPr>
           <w:p>
             <w:r>
-              <w:rPr>
-                <w:sz w:val="20"/>
-              </w:rPr>
-            </w:r>
-            <w:r>
-              <w:rPr>
-                <w:sz w:val="20"/>
-              </w:rPr>
               <w:t>Multilingual/RTL export standard</w:t>
             </w:r>
           </w:p>
@@ -1875,14 +1569,6 @@
           </w:tcPr>
           <w:p>
             <w:r>
-              <w:rPr>
-                <w:sz w:val="20"/>
-              </w:rPr>
-            </w:r>
-            <w:r>
-              <w:rPr>
-                <w:sz w:val="20"/>
-              </w:rPr>
               <w:t>CCID 赛迪 / Neusoft OneCoreGo coverage (industry media)</w:t>
             </w:r>
           </w:p>
@@ -1893,14 +1579,6 @@
           </w:tcPr>
           <w:p>
             <w:r>
-              <w:rPr>
-                <w:sz w:val="20"/>
-              </w:rPr>
-            </w:r>
-            <w:r>
-              <w:rPr>
-                <w:sz w:val="20"/>
-              </w:rPr>
               <w:t>Global</w:t>
             </w:r>
           </w:p>
@@ -1911,14 +1589,6 @@
           </w:tcPr>
           <w:p>
             <w:r>
-              <w:rPr>
-                <w:sz w:val="20"/>
-              </w:rPr>
-            </w:r>
-            <w:r>
-              <w:rPr>
-                <w:sz w:val="20"/>
-              </w:rPr>
               <w:t>http://www.ccidnet.com/hlw/93237.jhtml</w:t>
             </w:r>
           </w:p>
@@ -1929,14 +1599,6 @@
           </w:tcPr>
           <w:p>
             <w:r>
-              <w:rPr>
-                <w:sz w:val="20"/>
-              </w:rPr>
-            </w:r>
-            <w:r>
-              <w:rPr>
-                <w:sz w:val="20"/>
-              </w:rPr>
               <w:t>2026-09-02</w:t>
             </w:r>
           </w:p>
@@ -1947,14 +1609,6 @@
           </w:tcPr>
           <w:p>
             <w:r>
-              <w:rPr>
-                <w:sz w:val="20"/>
-              </w:rPr>
-            </w:r>
-            <w:r>
-              <w:rPr>
-                <w:sz w:val="20"/>
-              </w:rPr>
               <w:t>SINGLE_SOURCE</w:t>
             </w:r>
           </w:p>
@@ -1965,31 +1619,165 @@
           </w:tcPr>
           <w:p>
             <w:r>
-              <w:rPr>
-                <w:sz w:val="20"/>
-              </w:rPr>
-            </w:r>
-            <w:r>
-              <w:rPr>
-                <w:sz w:val="20"/>
-              </w:rPr>
               <w:t>RTL/Arabic layout consideration</w:t>
             </w:r>
           </w:p>
         </w:tc>
       </w:tr>
+      <w:tr>
+        <w:tc>
+          <w:tcPr>
+            <w:tcW w:type="dxa" w:w="1234"/>
+          </w:tcPr>
+          <w:p>
+            <w:r>
+              <w:t>Chinese Car OS English Version B2B Export Guide</w:t>
+            </w:r>
+          </w:p>
+        </w:tc>
+        <w:tc>
+          <w:tcPr>
+            <w:tcW w:type="dxa" w:w="1234"/>
+          </w:tcPr>
+          <w:p>
+            <w:r>
+              <w:t>Electric Auto China</w:t>
+            </w:r>
+          </w:p>
+        </w:tc>
+        <w:tc>
+          <w:tcPr>
+            <w:tcW w:type="dxa" w:w="1234"/>
+          </w:tcPr>
+          <w:p>
+            <w:r>
+              <w:t>CN</w:t>
+            </w:r>
+          </w:p>
+        </w:tc>
+        <w:tc>
+          <w:tcPr>
+            <w:tcW w:type="dxa" w:w="1234"/>
+          </w:tcPr>
+          <w:p>
+            <w:r>
+              <w:t>https://www.electricautochina.com/the-ultimate-2026-b2b-export-guide-for-chinese-car-os-english-version/</w:t>
+            </w:r>
+          </w:p>
+        </w:tc>
+        <w:tc>
+          <w:tcPr>
+            <w:tcW w:type="dxa" w:w="1234"/>
+          </w:tcPr>
+          <w:p>
+            <w:r>
+              <w:t>2026-09-02</w:t>
+            </w:r>
+          </w:p>
+        </w:tc>
+        <w:tc>
+          <w:tcPr>
+            <w:tcW w:type="dxa" w:w="1234"/>
+          </w:tcPr>
+          <w:p>
+            <w:r>
+              <w:t>SINGLE_SOURCE</w:t>
+            </w:r>
+          </w:p>
+        </w:tc>
+        <w:tc>
+          <w:tcPr>
+            <w:tcW w:type="dxa" w:w="1234"/>
+          </w:tcPr>
+          <w:p>
+            <w:r>
+              <w:t>英文 HMI、刷机成本（行业口径，待官方核验）</w:t>
+            </w:r>
+          </w:p>
+        </w:tc>
+      </w:tr>
+      <w:tr>
+        <w:tc>
+          <w:tcPr>
+            <w:tcW w:type="dxa" w:w="1234"/>
+          </w:tcPr>
+          <w:p>
+            <w:r>
+              <w:t>中国汽车出海，智能化为何"水土不服"</w:t>
+            </w:r>
+          </w:p>
+        </w:tc>
+        <w:tc>
+          <w:tcPr>
+            <w:tcW w:type="dxa" w:w="1234"/>
+          </w:tcPr>
+          <w:p>
+            <w:r>
+              <w:t>汽车之家·车家号</w:t>
+            </w:r>
+          </w:p>
+        </w:tc>
+        <w:tc>
+          <w:tcPr>
+            <w:tcW w:type="dxa" w:w="1234"/>
+          </w:tcPr>
+          <w:p>
+            <w:r>
+              <w:t>CN</w:t>
+            </w:r>
+          </w:p>
+        </w:tc>
+        <w:tc>
+          <w:tcPr>
+            <w:tcW w:type="dxa" w:w="1234"/>
+          </w:tcPr>
+          <w:p>
+            <w:r>
+              <w:t>https://chejiahao.m.autohome.com.cn/info/26145241?isfrom=pc</w:t>
+            </w:r>
+          </w:p>
+        </w:tc>
+        <w:tc>
+          <w:tcPr>
+            <w:tcW w:type="dxa" w:w="1234"/>
+          </w:tcPr>
+          <w:p>
+            <w:r>
+              <w:t>2026-09-02</w:t>
+            </w:r>
+          </w:p>
+        </w:tc>
+        <w:tc>
+          <w:tcPr>
+            <w:tcW w:type="dxa" w:w="1234"/>
+          </w:tcPr>
+          <w:p>
+            <w:r>
+              <w:t>SINGLE_SOURCE</w:t>
+            </w:r>
+          </w:p>
+        </w:tc>
+        <w:tc>
+          <w:tcPr>
+            <w:tcW w:type="dxa" w:w="1234"/>
+          </w:tcPr>
+          <w:p>
+            <w:r>
+              <w:t>海外用户 UI 翻译/手机互联问题</w:t>
+            </w:r>
+          </w:p>
+        </w:tc>
+      </w:tr>
     </w:tbl>
+    <w:p/>
     <w:p>
       <w:r>
-        <w:rPr>
-          <w:i/>
-        </w:rPr>
-        <w:t>Confidence note: all cited material is industry/service/media and is used as illustration of patterns or single brand cases — never as proof that all Chinese vehicles share the behaviour. Per-brand export language lists, OTA server-region policy and the "mandatory English HMI" inspection claim were not confirmed by a primary regulator and must be settled on the brand's overseas channel for the specific VIN.</w:t>
+        <w:t>*Confidence note: all cited material is industry/service/media and is used as illustration of patterns or single brand cases — never as proof that all Chinese vehicles share the behaviour. Per-brand export language lists, OTA server-region policy and the "mandatory English HMI" inspection claim were not confirmed by a primary regulator and must be settled on the brand's overseas channel for the specific VIN.*</w:t>
       </w:r>
     </w:p>
     <w:p>
       <w:pPr>
-        <w:pStyle w:val="Heading1"/>
+        <w:pStyle w:val="Heading2"/>
       </w:pPr>
       <w:r>
         <w:t>Editorial Review</w:t>
@@ -2081,6 +1869,11 @@
       </w:r>
       <w:r>
         <w:t>: EDITORIAL_QA_PASS=PASS · FACT_SOURCE_PASS=PASS (over-generalisation removed; evidence types labelled) · SEO_PASS=PASS · CODEX_REVIEW_PASS=PENDING (independent Codex review) · PUBLISH_APPROVED=FALSE until Codex sign-off</w:t>
+      </w:r>
+    </w:p>
+    <w:p>
+      <w:r>
+        <w:t>#AutoBridge #InfotainmentLocalization #OTAUpdate #PerVINTest #VehicleExport</w:t>
       </w:r>
     </w:p>
     <w:sectPr>
@@ -2457,8 +2250,8 @@
     <w:qFormat/>
     <w:rsid w:val="00FC693F"/>
     <w:rPr>
-      <w:rFonts w:ascii="Calibri" w:hAnsi="Calibri" w:eastAsia="Calibri"/>
-      <w:sz w:val="22"/>
+      <w:rFonts w:ascii="Calibri" w:hAnsi="Calibri"/>
+      <w:sz w:val="21"/>
     </w:rPr>
   </w:style>
   <w:style w:type="paragraph" w:styleId="Header">
@@ -2520,11 +2313,11 @@
       <w:outlineLvl w:val="0"/>
     </w:pPr>
     <w:rPr>
-      <w:rFonts w:asciiTheme="majorHAnsi" w:eastAsiaTheme="majorEastAsia" w:hAnsiTheme="majorHAnsi" w:cstheme="majorBidi" w:ascii="Calibri" w:hAnsi="Calibri"/>
+      <w:rFonts w:asciiTheme="majorHAnsi" w:eastAsiaTheme="majorEastAsia" w:hAnsiTheme="majorHAnsi" w:cstheme="majorBidi"/>
       <w:b/>
       <w:bCs/>
-      <w:color w:val="1F2A37"/>
-      <w:sz w:val="40"/>
+      <w:color w:val="365F91" w:themeColor="accent1" w:themeShade="BF"/>
+      <w:sz w:val="28"/>
       <w:szCs w:val="28"/>
     </w:rPr>
   </w:style>
@@ -2544,11 +2337,11 @@
       <w:outlineLvl w:val="1"/>
     </w:pPr>
     <w:rPr>
-      <w:rFonts w:asciiTheme="majorHAnsi" w:eastAsiaTheme="majorEastAsia" w:hAnsiTheme="majorHAnsi" w:cstheme="majorBidi" w:ascii="Calibri" w:hAnsi="Calibri"/>
+      <w:rFonts w:asciiTheme="majorHAnsi" w:eastAsiaTheme="majorEastAsia" w:hAnsiTheme="majorHAnsi" w:cstheme="majorBidi"/>
       <w:b/>
       <w:bCs/>
-      <w:color w:val="1F2A37"/>
-      <w:sz w:val="30"/>
+      <w:color w:val="4F81BD" w:themeColor="accent1"/>
+      <w:sz w:val="26"/>
       <w:szCs w:val="26"/>
     </w:rPr>
   </w:style>
@@ -2568,11 +2361,10 @@
       <w:outlineLvl w:val="2"/>
     </w:pPr>
     <w:rPr>
-      <w:rFonts w:asciiTheme="majorHAnsi" w:eastAsiaTheme="majorEastAsia" w:hAnsiTheme="majorHAnsi" w:cstheme="majorBidi" w:ascii="Calibri" w:hAnsi="Calibri"/>
+      <w:rFonts w:asciiTheme="majorHAnsi" w:eastAsiaTheme="majorEastAsia" w:hAnsiTheme="majorHAnsi" w:cstheme="majorBidi"/>
       <w:b/>
       <w:bCs/>
-      <w:color w:val="1F2A37"/>
-      <w:sz w:val="25"/>
+      <w:color w:val="4F81BD" w:themeColor="accent1"/>
     </w:rPr>
   </w:style>
   <w:style w:type="paragraph" w:styleId="Heading4">

--- a/deliveries/2026-09-02/02_Procurement_Guides/GUIDE_20260902_08_Infotainment_OTA_Localization.docx
+++ b/deliveries/2026-09-02/02_Procurement_Guides/GUIDE_20260902_08_Infotainment_OTA_Localization.docx
@@ -945,7 +945,7 @@
         <w:pStyle w:val="ListBullet"/>
       </w:pPr>
       <w:r>
-        <w:t>LICENSE: none secured — no third-party image may be published until rights are cleared</w:t>
+        <w:t>LICENSE_OR_USAGE_BASIS: none secured — no third-party image may be published until rights are cleared</w:t>
       </w:r>
     </w:p>
     <w:p>
@@ -1794,7 +1794,7 @@
         <w:t>Author / reviewer</w:t>
       </w:r>
       <w:r>
-        <w:t>: [AutoBridge Export Sourcing Team](/authors/) · method per our [Editorial Policy](/editorial-policy/)</w:t>
+        <w:t>: [AutoBridge Export Editorial Team](/authors/) · method per our [Editorial Policy](/editorial-policy/)</w:t>
       </w:r>
     </w:p>
     <w:p>
@@ -1808,25 +1808,7 @@
         <w:t>Last reviewed</w:t>
       </w:r>
       <w:r>
-        <w:t xml:space="preserve">: 2026-09-02 · </w:t>
-      </w:r>
-      <w:r>
-        <w:rPr>
-          <w:b/>
-        </w:rPr>
-        <w:t>R3 (2026-09-03): cross-brand generalisation reduced; explicit Evidence Ceiling added</w:t>
-      </w:r>
-      <w:r>
-        <w:t xml:space="preserve"> · </w:t>
-      </w:r>
-      <w:r>
-        <w:rPr>
-          <w:b/>
-        </w:rPr>
-        <w:t>Second-round source revision</w:t>
-      </w:r>
-      <w:r>
-        <w:t>: 2026-09-03 (brand-specific facts explicitly separated from industry examples; generalisation from a few cases removed)</w:t>
+        <w:t>: 2026-09-05</w:t>
       </w:r>
     </w:p>
     <w:p>
@@ -1865,10 +1847,10 @@
         <w:rPr>
           <w:b/>
         </w:rPr>
-        <w:t>Quality gates</w:t>
+        <w:t>Editorial standard</w:t>
       </w:r>
       <w:r>
-        <w:t>: EDITORIAL_QA_PASS=PASS · FACT_SOURCE_PASS=PASS (over-generalisation removed; evidence types labelled) · SEO_PASS=PASS · CODEX_REVIEW_PASS=PENDING (independent Codex review) · PUBLISH_APPROVED=FALSE until Codex sign-off</w:t>
+        <w:t>: Researched and written from the sources listed above (desk research; no first-hand driving, teardown or import is claimed). Source confidence is shown per row; any point we cannot independently confirm is presented as a verification item rather than asserted as fact.</w:t>
       </w:r>
     </w:p>
     <w:p>
@@ -2250,7 +2232,6 @@
     <w:qFormat/>
     <w:rsid w:val="00FC693F"/>
     <w:rPr>
-      <w:rFonts w:ascii="Calibri" w:hAnsi="Calibri"/>
       <w:sz w:val="21"/>
     </w:rPr>
   </w:style>
